--- a/source/MySEProject/Documentation/ML 24-25-09 Creating Text From Images with OCR API.docx
+++ b/source/MySEProject/Documentation/ML 24-25-09 Creating Text From Images with OCR API.docx
@@ -67,7 +67,8 @@
     <w:p>
       <w:pPr>
         <w:pStyle w:val="Author"/>
-        <w:spacing w:before="100" w:beforeAutospacing="1"/>
+        <w:spacing w:before="0"/>
+        <w:ind w:left="720"/>
         <w:rPr>
           <w:sz w:val="18"/>
           <w:szCs w:val="18"/>
@@ -78,68 +79,86 @@
           <w:sz w:val="18"/>
           <w:szCs w:val="18"/>
         </w:rPr>
-        <w:t xml:space="preserve">Fiza Akram </w:t>
+        <w:t>Fiza Akram</w:t>
+      </w:r>
+    </w:p>
+    <w:p>
+      <w:pPr>
+        <w:pStyle w:val="Author"/>
+        <w:spacing w:before="0"/>
+        <w:ind w:left="720"/>
+        <w:rPr>
+          <w:sz w:val="18"/>
+          <w:szCs w:val="18"/>
+        </w:rPr>
+      </w:pPr>
+      <w:r>
+        <w:rPr>
+          <w:sz w:val="18"/>
+          <w:szCs w:val="18"/>
+        </w:rPr>
+        <w:t>fizaakram56@gmail.com</w:t>
+      </w:r>
+    </w:p>
+    <w:p>
+      <w:pPr>
+        <w:pStyle w:val="Author"/>
+        <w:spacing w:before="0"/>
+        <w:ind w:left="720"/>
+        <w:rPr>
+          <w:sz w:val="18"/>
+          <w:szCs w:val="18"/>
+        </w:rPr>
+      </w:pPr>
+      <w:r>
+        <w:rPr>
+          <w:sz w:val="18"/>
+          <w:szCs w:val="18"/>
+        </w:rPr>
+        <w:br w:type="column"/>
+      </w:r>
+      <w:r>
+        <w:rPr>
+          <w:sz w:val="18"/>
+          <w:szCs w:val="18"/>
+        </w:rPr>
+        <w:t xml:space="preserve">Romesa Romesa </w:t>
+      </w:r>
+      <w:r>
+        <w:rPr>
+          <w:sz w:val="18"/>
+          <w:szCs w:val="18"/>
+        </w:rPr>
+        <w:br/>
+      </w:r>
+      <w:r>
+        <w:rPr>
+          <w:sz w:val="18"/>
+          <w:szCs w:val="18"/>
+        </w:rPr>
+        <w:t>romesa.qamar@</w:t>
+      </w:r>
+      <w:r>
+        <w:rPr>
+          <w:sz w:val="18"/>
+          <w:szCs w:val="18"/>
+        </w:rPr>
+        <w:t>gm</w:t>
+      </w:r>
+      <w:r>
+        <w:rPr>
+          <w:sz w:val="18"/>
+          <w:szCs w:val="18"/>
+        </w:rPr>
+        <w:t>ail.com</w:t>
       </w:r>
     </w:p>
     <w:p>
       <w:pPr>
         <w:pStyle w:val="Author"/>
         <w:spacing w:before="100" w:beforeAutospacing="1"/>
-        <w:rPr>
-          <w:sz w:val="18"/>
-          <w:szCs w:val="18"/>
-        </w:rPr>
-      </w:pPr>
-      <w:r>
-        <w:rPr>
-          <w:sz w:val="18"/>
-          <w:szCs w:val="18"/>
-        </w:rPr>
-        <w:t>fizaakram56@gmail.com</w:t>
-      </w:r>
-    </w:p>
-    <w:p>
-      <w:pPr>
-        <w:pStyle w:val="Author"/>
-        <w:spacing w:before="100" w:beforeAutospacing="1"/>
-        <w:rPr>
-          <w:sz w:val="18"/>
-          <w:szCs w:val="18"/>
-        </w:rPr>
-      </w:pPr>
-      <w:r>
-        <w:rPr>
-          <w:sz w:val="18"/>
-          <w:szCs w:val="18"/>
-        </w:rPr>
-        <w:br w:type="column"/>
-      </w:r>
-      <w:r>
-        <w:rPr>
-          <w:sz w:val="18"/>
-          <w:szCs w:val="18"/>
-        </w:rPr>
-        <w:t xml:space="preserve">Romesa Romesa </w:t>
-      </w:r>
-      <w:r>
-        <w:rPr>
-          <w:sz w:val="18"/>
-          <w:szCs w:val="18"/>
-        </w:rPr>
-        <w:br/>
-      </w:r>
-      <w:r>
-        <w:rPr>
-          <w:sz w:val="18"/>
-          <w:szCs w:val="18"/>
-        </w:rPr>
-        <w:t>romesa.qamar@gmail.com</w:t>
-      </w:r>
-    </w:p>
-    <w:p>
-      <w:pPr>
-        <w:pStyle w:val="Author"/>
-        <w:spacing w:before="100" w:beforeAutospacing="1"/>
+        <w:ind w:left="720"/>
+        <w:jc w:val="right"/>
         <w:rPr>
           <w:sz w:val="18"/>
           <w:szCs w:val="18"/>
@@ -177,40 +196,95 @@
     <w:p>
       <w:pPr>
         <w:pStyle w:val="Abstract"/>
+        <w:spacing w:after="0"/>
+        <w:rPr>
+          <w:b w:val="0"/>
+          <w:bCs w:val="0"/>
+          <w:sz w:val="20"/>
+          <w:szCs w:val="20"/>
+        </w:rPr>
       </w:pPr>
       <w:r>
         <w:rPr>
           <w:i/>
           <w:iCs/>
+          <w:sz w:val="20"/>
+          <w:szCs w:val="20"/>
         </w:rPr>
         <w:t>Abstract</w:t>
       </w:r>
       <w:r>
+        <w:rPr>
+          <w:b w:val="0"/>
+          <w:bCs w:val="0"/>
+          <w:sz w:val="20"/>
+          <w:szCs w:val="20"/>
+        </w:rPr>
         <w:t>—</w:t>
       </w:r>
       <w:r>
-        <w:t xml:space="preserve"> </w:t>
-      </w:r>
-      <w:r>
-        <w:t>This document presents a comprehensive implementation of a text extraction system from images utilizing Optical Character Recognition (OCR) technology enhanced with advanced image pre-processing techniques. The system processes images through various transformations to optimize text recognition quality before employing the Tesseract OCR engine. The implementation demonstrates a significant improvement in text extraction accuracy through the application of multiple image processing techniques including grayscale conversion, contrast enhancement, rotation, and other transformations. The project is implemented in C# using open-source libraries, allowing for efficient batch processing of images and subsequent text extraction. Experimental results show that this multi-transformation approach yields higher text recognition rates compared to using unprocessed images directly.</w:t>
+        <w:rPr>
+          <w:b w:val="0"/>
+          <w:bCs w:val="0"/>
+          <w:sz w:val="20"/>
+          <w:szCs w:val="20"/>
+        </w:rPr>
+        <w:t xml:space="preserve"> This document presents a comprehensive implementation of a text extraction system from images utilizing Optical Character Recognition (OCR) technology enhanced with advanced image pre-processing techniques. The system processes images through various transformations to optimize text recognition quality before employing the Tesseract OCR engine. The implementation demonstrates a significant improvement in text extraction accuracy through the application of multiple image processing techniques including grayscale conversion, contrast enhancement, rotation, and other transformations. The project is implemented in C# using open-source libraries, allowing for efficient batch processing of images and subsequent text extraction. Experimental results show that this multi-transformation approach yields higher text recognition rates compared to using unprocessed images directly.</w:t>
       </w:r>
     </w:p>
     <w:p>
       <w:pPr>
         <w:pStyle w:val="Abstract"/>
-      </w:pPr>
-      <w:r>
-        <w:t>Keywords—</w:t>
-      </w:r>
-      <w:r>
+        <w:rPr>
+          <w:b w:val="0"/>
+          <w:bCs w:val="0"/>
+          <w:sz w:val="20"/>
+          <w:szCs w:val="20"/>
+        </w:rPr>
+      </w:pPr>
+      <w:r>
+        <w:rPr>
+          <w:sz w:val="20"/>
+          <w:szCs w:val="20"/>
+        </w:rPr>
+        <w:t>Keywords</w:t>
+      </w:r>
+      <w:r>
+        <w:rPr>
+          <w:b w:val="0"/>
+          <w:bCs w:val="0"/>
+          <w:sz w:val="20"/>
+          <w:szCs w:val="20"/>
+        </w:rPr>
+        <w:t>—</w:t>
+      </w:r>
+      <w:r>
+        <w:rPr>
+          <w:b w:val="0"/>
+          <w:bCs w:val="0"/>
+          <w:sz w:val="20"/>
+          <w:szCs w:val="20"/>
+        </w:rPr>
         <w:t xml:space="preserve">image processing, optical character recognition, OCR, text extraction, Tesseract, image transformation, batch processing, </w:t>
       </w:r>
       <w:proofErr w:type="spellStart"/>
       <w:r>
+        <w:rPr>
+          <w:b w:val="0"/>
+          <w:bCs w:val="0"/>
+          <w:sz w:val="20"/>
+          <w:szCs w:val="20"/>
+        </w:rPr>
         <w:t>Nuget</w:t>
       </w:r>
       <w:proofErr w:type="spellEnd"/>
       <w:r>
+        <w:rPr>
+          <w:b w:val="0"/>
+          <w:bCs w:val="0"/>
+          <w:sz w:val="20"/>
+          <w:szCs w:val="20"/>
+        </w:rPr>
         <w:t xml:space="preserve"> packages</w:t>
       </w:r>
     </w:p>
@@ -724,11 +798,11 @@
         <w:t>Advanced Image Processor</w:t>
       </w:r>
       <w:r>
-        <w:t xml:space="preserve">: Applies ten different transformation techniques to each input image, creating multiple versions to maximize the chance </w:t>
+        <w:t xml:space="preserve">: Applies ten different transformation techniques to each input image, </w:t>
       </w:r>
       <w:r>
         <w:lastRenderedPageBreak/>
-        <w:t xml:space="preserve">of successful text extraction. The transformations include: </w:t>
+        <w:t xml:space="preserve">creating multiple versions to maximize the chance of successful text extraction. The transformations include: </w:t>
       </w:r>
     </w:p>
     <w:p>
@@ -2062,14 +2136,7 @@
           <w:sz w:val="16"/>
           <w:szCs w:val="16"/>
         </w:rPr>
-        <w:t xml:space="preserve">            </w:t>
-      </w:r>
-      <w:r>
-        <w:rPr>
-          <w:sz w:val="16"/>
-          <w:szCs w:val="16"/>
-        </w:rPr>
-        <w:t>Figure 2: Code excerpt showing transformation techniques</w:t>
+        <w:t xml:space="preserve">            Figure 2: Code excerpt showing transformation techniques</w:t>
       </w:r>
     </w:p>
     <w:p>
@@ -2091,14 +2158,7 @@
           <w:sz w:val="16"/>
           <w:szCs w:val="16"/>
         </w:rPr>
-        <w:t xml:space="preserve">                    </w:t>
-      </w:r>
-      <w:r>
-        <w:rPr>
-          <w:sz w:val="16"/>
-          <w:szCs w:val="16"/>
-        </w:rPr>
-        <w:t>applied in the Advanced Image Processor [3]</w:t>
+        <w:t xml:space="preserve">                    applied in the Advanced Image Processor [3]</w:t>
       </w:r>
     </w:p>
     <w:p/>
@@ -2403,7 +2463,6 @@
                             <w:pPr>
                               <w:pStyle w:val="BodyText"/>
                               <w:rPr>
-                                <w:rFonts w:hint="eastAsia"/>
                                 <w:sz w:val="18"/>
                                 <w:szCs w:val="18"/>
                               </w:rPr>
@@ -2429,7 +2488,6 @@
                             <w:pPr>
                               <w:pStyle w:val="BodyText"/>
                               <w:rPr>
-                                <w:rFonts w:hint="eastAsia"/>
                                 <w:sz w:val="18"/>
                                 <w:szCs w:val="18"/>
                               </w:rPr>
@@ -2471,7 +2529,6 @@
                             <w:pPr>
                               <w:pStyle w:val="BodyText"/>
                               <w:rPr>
-                                <w:rFonts w:hint="eastAsia"/>
                                 <w:sz w:val="18"/>
                                 <w:szCs w:val="18"/>
                               </w:rPr>
@@ -2513,7 +2570,6 @@
                             <w:pPr>
                               <w:pStyle w:val="BodyText"/>
                               <w:rPr>
-                                <w:rFonts w:hint="eastAsia"/>
                                 <w:sz w:val="18"/>
                                 <w:szCs w:val="18"/>
                               </w:rPr>
@@ -2555,7 +2611,6 @@
                             <w:pPr>
                               <w:pStyle w:val="BodyText"/>
                               <w:rPr>
-                                <w:rFonts w:hint="eastAsia"/>
                                 <w:sz w:val="18"/>
                                 <w:szCs w:val="18"/>
                               </w:rPr>
@@ -2597,7 +2652,6 @@
                             <w:pPr>
                               <w:pStyle w:val="BodyText"/>
                               <w:rPr>
-                                <w:rFonts w:hint="eastAsia"/>
                                 <w:sz w:val="18"/>
                                 <w:szCs w:val="18"/>
                               </w:rPr>
@@ -2623,7 +2677,6 @@
                             <w:pPr>
                               <w:pStyle w:val="BodyText"/>
                               <w:rPr>
-                                <w:rFonts w:hint="eastAsia"/>
                                 <w:sz w:val="18"/>
                                 <w:szCs w:val="18"/>
                               </w:rPr>
@@ -2649,7 +2702,6 @@
                             <w:pPr>
                               <w:pStyle w:val="BodyText"/>
                               <w:rPr>
-                                <w:rFonts w:hint="eastAsia"/>
                                 <w:sz w:val="18"/>
                                 <w:szCs w:val="18"/>
                               </w:rPr>
@@ -2675,7 +2727,6 @@
                             <w:pPr>
                               <w:pStyle w:val="BodyText"/>
                               <w:rPr>
-                                <w:rFonts w:hint="eastAsia"/>
                                 <w:sz w:val="18"/>
                                 <w:szCs w:val="18"/>
                               </w:rPr>
@@ -2764,7 +2815,6 @@
                       <w:pPr>
                         <w:pStyle w:val="BodyText"/>
                         <w:rPr>
-                          <w:rFonts w:hint="eastAsia"/>
                           <w:sz w:val="18"/>
                           <w:szCs w:val="18"/>
                         </w:rPr>
@@ -2790,7 +2840,6 @@
                       <w:pPr>
                         <w:pStyle w:val="BodyText"/>
                         <w:rPr>
-                          <w:rFonts w:hint="eastAsia"/>
                           <w:sz w:val="18"/>
                           <w:szCs w:val="18"/>
                         </w:rPr>
@@ -2832,7 +2881,6 @@
                       <w:pPr>
                         <w:pStyle w:val="BodyText"/>
                         <w:rPr>
-                          <w:rFonts w:hint="eastAsia"/>
                           <w:sz w:val="18"/>
                           <w:szCs w:val="18"/>
                         </w:rPr>
@@ -2874,7 +2922,6 @@
                       <w:pPr>
                         <w:pStyle w:val="BodyText"/>
                         <w:rPr>
-                          <w:rFonts w:hint="eastAsia"/>
                           <w:sz w:val="18"/>
                           <w:szCs w:val="18"/>
                         </w:rPr>
@@ -2916,7 +2963,6 @@
                       <w:pPr>
                         <w:pStyle w:val="BodyText"/>
                         <w:rPr>
-                          <w:rFonts w:hint="eastAsia"/>
                           <w:sz w:val="18"/>
                           <w:szCs w:val="18"/>
                         </w:rPr>
@@ -2958,7 +3004,6 @@
                       <w:pPr>
                         <w:pStyle w:val="BodyText"/>
                         <w:rPr>
-                          <w:rFonts w:hint="eastAsia"/>
                           <w:sz w:val="18"/>
                           <w:szCs w:val="18"/>
                         </w:rPr>
@@ -2984,7 +3029,6 @@
                       <w:pPr>
                         <w:pStyle w:val="BodyText"/>
                         <w:rPr>
-                          <w:rFonts w:hint="eastAsia"/>
                           <w:sz w:val="18"/>
                           <w:szCs w:val="18"/>
                         </w:rPr>
@@ -3010,7 +3054,6 @@
                       <w:pPr>
                         <w:pStyle w:val="BodyText"/>
                         <w:rPr>
-                          <w:rFonts w:hint="eastAsia"/>
                           <w:sz w:val="18"/>
                           <w:szCs w:val="18"/>
                         </w:rPr>
@@ -3036,7 +3079,6 @@
                       <w:pPr>
                         <w:pStyle w:val="BodyText"/>
                         <w:rPr>
-                          <w:rFonts w:hint="eastAsia"/>
                           <w:sz w:val="18"/>
                           <w:szCs w:val="18"/>
                         </w:rPr>
@@ -3237,7 +3279,11 @@
         <w:jc w:val="both"/>
       </w:pPr>
       <w:r>
-        <w:t>The text extraction system was tested on various images containing text with different characteristics (orientation, font size, background complexity, etc.). The use of multiple image transformations significantly improved the text extraction success rate compared to using only the original images.</w:t>
+        <w:t xml:space="preserve">The text extraction system was tested on various images containing text with different characteristics (orientation, font size, background complexity, etc.). The use of multiple image </w:t>
+      </w:r>
+      <w:r>
+        <w:lastRenderedPageBreak/>
+        <w:t>transformations significantly improved the text extraction success rate compared to using only the original images.</w:t>
       </w:r>
     </w:p>
     <w:p>
@@ -3257,7 +3303,6 @@
         <w:jc w:val="both"/>
       </w:pPr>
       <w:r>
-        <w:lastRenderedPageBreak/>
         <w:t>Rotation transformations were particularly effective for images with text at non-standard orientations.</w:t>
       </w:r>
     </w:p>
@@ -3319,31 +3364,7 @@
         <w:jc w:val="both"/>
       </w:pPr>
       <w:r>
-        <w:t>The Advanced</w:t>
-      </w:r>
-      <w:r>
-        <w:t xml:space="preserve"> </w:t>
-      </w:r>
-      <w:r>
-        <w:t>Image</w:t>
-      </w:r>
-      <w:r>
-        <w:t xml:space="preserve"> </w:t>
-      </w:r>
-      <w:r>
-        <w:t>Processor produces multiple variations of each input image, whereas the Experimental</w:t>
-      </w:r>
-      <w:r>
-        <w:t xml:space="preserve"> </w:t>
-      </w:r>
-      <w:r>
-        <w:t>Image</w:t>
-      </w:r>
-      <w:r>
-        <w:t xml:space="preserve"> </w:t>
-      </w:r>
-      <w:r>
-        <w:t xml:space="preserve">Processor generates exactly five variations. </w:t>
+        <w:t xml:space="preserve">The Advanced Image Processor produces multiple variations of each input image, whereas the Experimental Image Processor generates exactly five variations. </w:t>
       </w:r>
     </w:p>
     <w:p>
@@ -3736,17 +3757,18 @@
           <w:sz w:val="16"/>
           <w:szCs w:val="16"/>
         </w:rPr>
-        <w:t xml:space="preserve">Table </w:t>
-      </w:r>
-      <w:r>
+        <w:t xml:space="preserve">Table 1: OCR Confidence Scores Comparison </w:t>
+      </w:r>
+    </w:p>
+    <w:p>
+      <w:pPr>
         <w:rPr>
           <w:i/>
           <w:iCs/>
           <w:sz w:val="16"/>
           <w:szCs w:val="16"/>
         </w:rPr>
-        <w:t>1</w:t>
-      </w:r>
+      </w:pPr>
       <w:r>
         <w:rPr>
           <w:i/>
@@ -3754,45 +3776,17 @@
           <w:sz w:val="16"/>
           <w:szCs w:val="16"/>
         </w:rPr>
-        <w:t xml:space="preserve">: OCR Confidence Scores Comparison </w:t>
-      </w:r>
-    </w:p>
-    <w:p>
-      <w:pPr>
+        <w:t xml:space="preserve">Between Image </w:t>
+      </w:r>
+      <w:proofErr w:type="gramStart"/>
+      <w:r>
         <w:rPr>
           <w:i/>
           <w:iCs/>
           <w:sz w:val="16"/>
           <w:szCs w:val="16"/>
         </w:rPr>
-      </w:pPr>
-      <w:r>
-        <w:rPr>
-          <w:i/>
-          <w:iCs/>
-          <w:sz w:val="16"/>
-          <w:szCs w:val="16"/>
-        </w:rPr>
-        <w:t xml:space="preserve">Between Image </w:t>
-      </w:r>
-      <w:proofErr w:type="gramStart"/>
-      <w:r>
-        <w:rPr>
-          <w:i/>
-          <w:iCs/>
-          <w:sz w:val="16"/>
-          <w:szCs w:val="16"/>
-        </w:rPr>
-        <w:t>Processors</w:t>
-      </w:r>
-      <w:r>
-        <w:rPr>
-          <w:i/>
-          <w:iCs/>
-          <w:sz w:val="16"/>
-          <w:szCs w:val="16"/>
-        </w:rPr>
-        <w:t>[</w:t>
+        <w:t>Processors[</w:t>
       </w:r>
       <w:proofErr w:type="gramEnd"/>
       <w:r>
@@ -3965,568 +3959,65 @@
         <w:t>REFERENCES</w:t>
       </w:r>
     </w:p>
-    <w:p/>
-    <w:p/>
-    <w:p>
-      <w:pPr>
-        <w:pStyle w:val="Heading2"/>
-      </w:pPr>
-      <w:r>
-        <w:t>Figures and Tables</w:t>
-      </w:r>
-    </w:p>
-    <w:p>
-      <w:pPr>
-        <w:pStyle w:val="Heading4"/>
-      </w:pPr>
-      <w:r>
+    <w:p>
+      <w:pPr>
+        <w:jc w:val="both"/>
+      </w:pPr>
+    </w:p>
+    <w:p>
+      <w:pPr>
+        <w:pStyle w:val="references"/>
+        <w:rPr>
+          <w:sz w:val="20"/>
+          <w:szCs w:val="20"/>
+        </w:rPr>
+      </w:pPr>
+      <w:r>
+        <w:rPr>
+          <w:sz w:val="20"/>
+          <w:szCs w:val="20"/>
+        </w:rPr>
+        <w:t>Smith, R., "An Overview of the Tesseract OCR Engine," Ninth International Conference on Document Analysis and Recognition (ICDAR 2007),</w:t>
+      </w:r>
+      <w:r>
+        <w:rPr>
+          <w:sz w:val="20"/>
+          <w:szCs w:val="20"/>
+        </w:rPr>
         <w:t xml:space="preserve"> </w:t>
       </w:r>
       <w:r>
-        <w:t xml:space="preserve">Positioning Figures and Tables: </w:t>
-      </w:r>
-      <w:r>
-        <w:rPr>
-          <w:i w:val="0"/>
-        </w:rPr>
-        <w:t>Place figures and tables at the top and bottom of columns. Avoid placing them in the middle of columns. Large figures and tables may span across both columns. Figure captions should be below the figures; table heads should appear above the tables. Insert figures and tables after they are cited in the text. Use the abbreviation “Fig. 1”, even at the beginning of a sentence.</w:t>
-      </w:r>
-    </w:p>
-    <w:p>
-      <w:pPr>
-        <w:pStyle w:val="tablehead"/>
-      </w:pPr>
-      <w:r>
-        <w:t>Table Type Styles</w:t>
-      </w:r>
-    </w:p>
-    <w:tbl>
-      <w:tblPr>
-        <w:tblW w:w="0" w:type="auto"/>
-        <w:jc w:val="center"/>
-        <w:tblBorders>
-          <w:top w:val="single" w:sz="2" w:space="0" w:color="auto"/>
-          <w:left w:val="single" w:sz="2" w:space="0" w:color="auto"/>
-          <w:bottom w:val="single" w:sz="2" w:space="0" w:color="auto"/>
-          <w:right w:val="single" w:sz="2" w:space="0" w:color="auto"/>
-          <w:insideH w:val="single" w:sz="2" w:space="0" w:color="auto"/>
-          <w:insideV w:val="single" w:sz="2" w:space="0" w:color="auto"/>
-        </w:tblBorders>
-        <w:tblLayout w:type="fixed"/>
-        <w:tblLook w:val="0000" w:firstRow="0" w:lastRow="0" w:firstColumn="0" w:lastColumn="0" w:noHBand="0" w:noVBand="0"/>
-      </w:tblPr>
-      <w:tblGrid>
-        <w:gridCol w:w="720"/>
-        <w:gridCol w:w="2340"/>
-        <w:gridCol w:w="900"/>
-        <w:gridCol w:w="900"/>
-      </w:tblGrid>
-      <w:tr>
-        <w:trPr>
-          <w:cantSplit/>
-          <w:trHeight w:val="240"/>
-          <w:tblHeader/>
-          <w:jc w:val="center"/>
-        </w:trPr>
-        <w:tc>
-          <w:tcPr>
-            <w:tcW w:w="720" w:type="dxa"/>
-            <w:vMerge w:val="restart"/>
-            <w:vAlign w:val="center"/>
-          </w:tcPr>
-          <w:p>
-            <w:pPr>
-              <w:pStyle w:val="tablecolhead"/>
-            </w:pPr>
-            <w:r>
-              <w:t>Table Head</w:t>
-            </w:r>
-          </w:p>
-        </w:tc>
-        <w:tc>
-          <w:tcPr>
-            <w:tcW w:w="4140" w:type="dxa"/>
-            <w:gridSpan w:val="3"/>
-            <w:vAlign w:val="center"/>
-          </w:tcPr>
-          <w:p>
-            <w:pPr>
-              <w:pStyle w:val="tablecolhead"/>
-            </w:pPr>
-            <w:r>
-              <w:t>Table Column Head</w:t>
-            </w:r>
-          </w:p>
-        </w:tc>
-      </w:tr>
-      <w:tr>
-        <w:trPr>
-          <w:cantSplit/>
-          <w:trHeight w:val="240"/>
-          <w:tblHeader/>
-          <w:jc w:val="center"/>
-        </w:trPr>
-        <w:tc>
-          <w:tcPr>
-            <w:tcW w:w="720" w:type="dxa"/>
-            <w:vMerge/>
-          </w:tcPr>
-          <w:p>
-            <w:pPr>
-              <w:rPr>
-                <w:sz w:val="16"/>
-                <w:szCs w:val="16"/>
-              </w:rPr>
-            </w:pPr>
-          </w:p>
-        </w:tc>
-        <w:tc>
-          <w:tcPr>
-            <w:tcW w:w="2340" w:type="dxa"/>
-            <w:vAlign w:val="center"/>
-          </w:tcPr>
-          <w:p>
-            <w:pPr>
-              <w:pStyle w:val="tablecolsubhead"/>
-            </w:pPr>
-            <w:r>
-              <w:t>Table column subhead</w:t>
-            </w:r>
-          </w:p>
-        </w:tc>
-        <w:tc>
-          <w:tcPr>
-            <w:tcW w:w="900" w:type="dxa"/>
-            <w:vAlign w:val="center"/>
-          </w:tcPr>
-          <w:p>
-            <w:pPr>
-              <w:pStyle w:val="tablecolsubhead"/>
-            </w:pPr>
-            <w:r>
-              <w:t>Subhead</w:t>
-            </w:r>
-          </w:p>
-        </w:tc>
-        <w:tc>
-          <w:tcPr>
-            <w:tcW w:w="900" w:type="dxa"/>
-            <w:vAlign w:val="center"/>
-          </w:tcPr>
-          <w:p>
-            <w:pPr>
-              <w:pStyle w:val="tablecolsubhead"/>
-            </w:pPr>
-            <w:r>
-              <w:t>Subhead</w:t>
-            </w:r>
-          </w:p>
-        </w:tc>
-      </w:tr>
-      <w:tr>
-        <w:trPr>
-          <w:trHeight w:val="320"/>
-          <w:jc w:val="center"/>
-        </w:trPr>
-        <w:tc>
-          <w:tcPr>
-            <w:tcW w:w="720" w:type="dxa"/>
-            <w:vAlign w:val="center"/>
-          </w:tcPr>
-          <w:p>
-            <w:pPr>
-              <w:pStyle w:val="tablecopy"/>
-              <w:rPr>
-                <w:sz w:val="8"/>
-                <w:szCs w:val="8"/>
-              </w:rPr>
-            </w:pPr>
-            <w:r>
-              <w:t>copy</w:t>
-            </w:r>
-          </w:p>
-        </w:tc>
-        <w:tc>
-          <w:tcPr>
-            <w:tcW w:w="2340" w:type="dxa"/>
-            <w:vAlign w:val="center"/>
-          </w:tcPr>
-          <w:p>
-            <w:pPr>
-              <w:pStyle w:val="tablecopy"/>
-            </w:pPr>
-            <w:r>
-              <w:t>More table copy</w:t>
-            </w:r>
-            <w:r>
-              <w:rPr>
-                <w:vertAlign w:val="superscript"/>
-              </w:rPr>
-              <w:t>a</w:t>
-            </w:r>
-          </w:p>
-        </w:tc>
-        <w:tc>
-          <w:tcPr>
-            <w:tcW w:w="900" w:type="dxa"/>
-            <w:vAlign w:val="center"/>
-          </w:tcPr>
-          <w:p>
-            <w:pPr>
-              <w:rPr>
-                <w:sz w:val="16"/>
-                <w:szCs w:val="16"/>
-              </w:rPr>
-            </w:pPr>
-          </w:p>
-        </w:tc>
-        <w:tc>
-          <w:tcPr>
-            <w:tcW w:w="900" w:type="dxa"/>
-            <w:vAlign w:val="center"/>
-          </w:tcPr>
-          <w:p>
-            <w:pPr>
-              <w:rPr>
-                <w:sz w:val="16"/>
-                <w:szCs w:val="16"/>
-              </w:rPr>
-            </w:pPr>
-          </w:p>
-        </w:tc>
-      </w:tr>
-    </w:tbl>
-    <w:p>
-      <w:pPr>
-        <w:pStyle w:val="tablefootnote"/>
-      </w:pPr>
-      <w:r>
-        <w:t xml:space="preserve">Sample </w:t>
-      </w:r>
-      <w:r>
-        <w:t>of</w:t>
-      </w:r>
-      <w:r>
-        <w:t xml:space="preserve"> a </w:t>
-      </w:r>
-      <w:r>
-        <w:t>Table</w:t>
-      </w:r>
-      <w:r>
-        <w:t xml:space="preserve"> </w:t>
-      </w:r>
-      <w:r>
-        <w:t>footnote</w:t>
-      </w:r>
-      <w:r>
-        <w:t xml:space="preserve">. </w:t>
-      </w:r>
-      <w:r>
-        <w:t>(</w:t>
-      </w:r>
-      <w:r>
-        <w:rPr>
-          <w:i/>
-        </w:rPr>
-        <w:t>Table footnote</w:t>
-      </w:r>
-      <w:r>
-        <w:t>)</w:t>
-      </w:r>
-    </w:p>
-    <w:p>
-      <w:pPr>
-        <w:pStyle w:val="figurecaption"/>
-      </w:pPr>
-      <w:r>
-        <w:t xml:space="preserve">Example of a figure </w:t>
-      </w:r>
-      <w:r>
-        <w:t>caption</w:t>
-      </w:r>
-      <w:r>
-        <w:t xml:space="preserve">. </w:t>
-      </w:r>
-      <w:r>
-        <w:rPr>
-          <w:iCs/>
-        </w:rPr>
-        <w:t>(</w:t>
-      </w:r>
-      <w:r>
-        <w:rPr>
-          <w:i/>
-          <w:iCs/>
-        </w:rPr>
-        <w:t>figure caption</w:t>
-      </w:r>
-      <w:r>
-        <w:rPr>
-          <w:iCs/>
-        </w:rPr>
-        <w:t>)</w:t>
-      </w:r>
-    </w:p>
-    <w:p>
-      <w:pPr>
-        <w:pStyle w:val="BodyText"/>
-      </w:pPr>
-      <w:r>
-        <w:t>Figure Labels: Use 8 point Times New Roman for Figure labels. Use words rather than symbols or abbreviations when writing Figure axis labels to avoid confusing the reader. As an example, write the quantity “Magnetization”, or “Magnetization, M”, not just “M”. If including units in the label, present them within parentheses. Do not label axes only with units. In the example, write “Magnetization (A/m)” or “Magnetization {A[m(1)]}”, not just “A/m”. Do not label axes</w:t>
-      </w:r>
-      <w:r>
-        <w:t xml:space="preserve"> </w:t>
-      </w:r>
-      <w:r>
-        <w:t>with a ratio of quantities and units. For example, write “Temperature (K)”, not “Temperature/K”.</w:t>
-      </w:r>
-    </w:p>
-    <w:p>
-      <w:pPr>
-        <w:pStyle w:val="Heading5"/>
-      </w:pPr>
-      <w:r>
-        <w:t>Acknowledgment</w:t>
-      </w:r>
-      <w:r>
-        <w:t xml:space="preserve"> </w:t>
-      </w:r>
-      <w:r>
-        <w:rPr>
-          <w:i/>
-          <w:iCs/>
-        </w:rPr>
-        <w:t>(</w:t>
-      </w:r>
-      <w:r>
-        <w:rPr>
-          <w:i/>
-          <w:iCs/>
-          <w:smallCaps w:val="0"/>
-        </w:rPr>
-        <w:t>Heading 5</w:t>
-      </w:r>
-      <w:r>
-        <w:rPr>
-          <w:i/>
-          <w:iCs/>
-        </w:rPr>
-        <w:t>)</w:t>
-      </w:r>
-    </w:p>
-    <w:p>
-      <w:pPr>
-        <w:pStyle w:val="BodyText"/>
-      </w:pPr>
-      <w:r>
-        <w:t>The preferred spelling of the word “acknowledgment” in America is without an “e” after the “g</w:t>
-      </w:r>
-      <w:r>
-        <w:t>”. Avoid the stilted expression “</w:t>
-      </w:r>
-      <w:proofErr w:type="spellStart"/>
-      <w:r>
-        <w:rPr>
-          <w:lang w:val="en-US"/>
-        </w:rPr>
-        <w:t>o</w:t>
-      </w:r>
-      <w:r>
-        <w:t>ne</w:t>
-      </w:r>
-      <w:proofErr w:type="spellEnd"/>
-      <w:r>
-        <w:t xml:space="preserve"> of us (R. B. G.) thanks </w:t>
-      </w:r>
-      <w:r>
-        <w:t>...</w:t>
-      </w:r>
-      <w:r>
-        <w:rPr>
-          <w:lang w:val="en-US"/>
-        </w:rPr>
-        <w:t xml:space="preserve">”.  </w:t>
-      </w:r>
-      <w:r>
-        <w:t>Instead, try “R. B. G. thanks</w:t>
-      </w:r>
-      <w:r>
-        <w:t>...</w:t>
-      </w:r>
-      <w:r>
-        <w:t>”.</w:t>
-      </w:r>
-      <w:r>
-        <w:rPr>
-          <w:lang w:val="en-US"/>
-        </w:rPr>
-        <w:t xml:space="preserve"> </w:t>
-      </w:r>
-      <w:r>
-        <w:t>Put spons</w:t>
-      </w:r>
-      <w:r>
-        <w:t>or acknowledgments in the unnum</w:t>
-      </w:r>
-      <w:r>
-        <w:t>bered footnote on the first page.</w:t>
-      </w:r>
-    </w:p>
-    <w:p>
-      <w:pPr>
-        <w:pStyle w:val="Heading5"/>
-      </w:pPr>
-      <w:r>
-        <w:t>References</w:t>
-      </w:r>
-    </w:p>
-    <w:p>
-      <w:pPr>
-        <w:pStyle w:val="BodyText"/>
-      </w:pPr>
-      <w:r>
-        <w:t>The template will number citations consecutively within brackets [1]. The sentence punctuation follows the bracket [2]. Refer simply to the reference number, as in [3]—do not use “Ref. [3]” or “reference [3]” except at the beginning of a sentence: “Reference [3] was the first</w:t>
-      </w:r>
-      <w:r>
-        <w:rPr>
-          <w:lang w:val="en-US"/>
-        </w:rPr>
-        <w:t xml:space="preserve"> </w:t>
-      </w:r>
-      <w:r>
-        <w:t>...</w:t>
-      </w:r>
-      <w:r>
-        <w:t>”</w:t>
-      </w:r>
-    </w:p>
-    <w:p>
-      <w:pPr>
-        <w:pStyle w:val="BodyText"/>
-      </w:pPr>
-      <w:r>
-        <w:t>Number footnotes separately in superscripts. Place the actual footnote at the bottom of the column in which it was cited. Do not put footnotes in the</w:t>
-      </w:r>
-      <w:r>
-        <w:rPr>
-          <w:lang w:val="en-US"/>
-        </w:rPr>
-        <w:t xml:space="preserve"> abstract or</w:t>
-      </w:r>
-      <w:r>
-        <w:t xml:space="preserve"> reference list. Use letters for table footnotes.</w:t>
-      </w:r>
-    </w:p>
-    <w:p>
-      <w:pPr>
-        <w:pStyle w:val="BodyText"/>
-      </w:pPr>
-      <w:r>
-        <w:lastRenderedPageBreak/>
-        <w:t>Unless there are six au</w:t>
-      </w:r>
-      <w:r>
-        <w:t>thors or more give all authors</w:t>
-      </w:r>
-      <w:r>
-        <w:rPr>
-          <w:lang w:val="en-US"/>
-        </w:rPr>
-        <w:t xml:space="preserve">’ </w:t>
-      </w:r>
-      <w:r>
-        <w:t>names; do not use “et al.”. Papers that have not been published, even if they have been submitted for publication, should be cited as “unpublished” [4]. Papers that have been accepted for publication should be cited as “in press” [5]. Capitalize only the first word in a paper title, except for proper nouns and element symbols.</w:t>
-      </w:r>
-    </w:p>
-    <w:p>
-      <w:pPr>
-        <w:pStyle w:val="BodyText"/>
-      </w:pPr>
-      <w:r>
-        <w:t xml:space="preserve">For </w:t>
-      </w:r>
-      <w:r>
-        <w:t>papers</w:t>
-      </w:r>
-      <w:r>
-        <w:t xml:space="preserve"> published in translation journals, please give the English citation first, followed by the original foreign-language citation [6].</w:t>
-      </w:r>
-    </w:p>
-    <w:p/>
+        <w:rPr>
+          <w:sz w:val="20"/>
+          <w:szCs w:val="20"/>
+        </w:rPr>
+        <w:t>2007.</w:t>
+      </w:r>
+      <w:hyperlink r:id="rId11" w:history="1">
+        <w:r>
+          <w:rPr>
+            <w:rStyle w:val="Hyperlink"/>
+            <w:sz w:val="20"/>
+            <w:szCs w:val="20"/>
+          </w:rPr>
+          <w:t>https://ieeexplore.ieee.org/stamp/stamp.jsp?tp=&amp;arnumber=4376991</w:t>
+        </w:r>
+      </w:hyperlink>
+    </w:p>
     <w:p>
       <w:pPr>
         <w:pStyle w:val="references"/>
-        <w:ind w:left="354" w:hanging="354"/>
-      </w:pPr>
-      <w:r>
-        <w:t xml:space="preserve">G. Eason, B. Noble, and I. N. Sneddon, “On certain integrals of Lipschitz-Hankel type involving products of Bessel functions,” Phil. Trans. Roy. Soc. London, vol. A247, pp. 529–551, April 1955. </w:t>
-      </w:r>
-      <w:r>
-        <w:rPr>
-          <w:i/>
-          <w:iCs/>
-        </w:rPr>
-        <w:t>(references)</w:t>
-      </w:r>
-    </w:p>
-    <w:p>
-      <w:pPr>
-        <w:pStyle w:val="references"/>
-        <w:ind w:left="354" w:hanging="354"/>
-      </w:pPr>
-      <w:r>
-        <w:t>J. Clerk Maxwell, A Treatise on Electricity and Magnetism, 3rd ed., vol. 2. Oxford: Clarendon, 1892, pp.68–73.</w:t>
-      </w:r>
-    </w:p>
-    <w:p>
-      <w:pPr>
-        <w:pStyle w:val="references"/>
-        <w:ind w:left="354" w:hanging="354"/>
-      </w:pPr>
-      <w:r>
-        <w:t>I. S. Jacobs and C. P. Bean, “Fine particles, thin films and exchange anisotropy,” in Magnetism, vol. III, G. T. Rado and H. Suhl, Eds. New York: Academic, 1963, pp. 271–350.</w:t>
-      </w:r>
-    </w:p>
-    <w:p>
-      <w:pPr>
-        <w:pStyle w:val="references"/>
-        <w:ind w:left="354" w:hanging="354"/>
-      </w:pPr>
-      <w:r>
-        <w:t>K. Elissa, “Title of paper if known,” unpublished.</w:t>
-      </w:r>
-    </w:p>
-    <w:p>
-      <w:pPr>
-        <w:pStyle w:val="references"/>
-        <w:ind w:left="354" w:hanging="354"/>
-      </w:pPr>
-      <w:r>
-        <w:t>R. Nicole, “Title of paper with only first word capitalized,” J. Name Stand. Abbrev., in press.</w:t>
-      </w:r>
-    </w:p>
-    <w:p>
-      <w:pPr>
-        <w:pStyle w:val="references"/>
-        <w:ind w:left="354" w:hanging="354"/>
-      </w:pPr>
-      <w:r>
-        <w:t>Y. Yorozu, M. Hirano, K. Oka, and Y. Tagawa, “Electron spectroscopy studies on magneto-optical media and plastic substrate interface,” IEEE Transl. J. Magn. Japan, vol. 2, pp. 740–741, August 1987 [Digests 9th Annual Conf. Magnetics Japan, p. 301, 1982].</w:t>
-      </w:r>
-    </w:p>
-    <w:p>
-      <w:pPr>
-        <w:pStyle w:val="references"/>
-        <w:ind w:left="354" w:hanging="354"/>
-      </w:pPr>
-      <w:r>
-        <w:t>M. Young, The Technical Writer</w:t>
-      </w:r>
-      <w:r>
-        <w:t>’</w:t>
-      </w:r>
-      <w:r>
-        <w:t>s Handbook. Mill Valley, CA: University Science, 1989.</w:t>
+        <w:rPr>
+          <w:sz w:val="20"/>
+          <w:szCs w:val="20"/>
+        </w:rPr>
+      </w:pPr>
+      <w:r>
+        <w:rPr>
+          <w:sz w:val="20"/>
+          <w:szCs w:val="20"/>
+        </w:rPr>
+        <w:t>Patel, C., Patel, A., Patel, D., "Optical Character Recognition by Open Source OCR Tool Tesseract: A Case Study," International Journal of Computer Applications, Vol. 55, No. 10, pp. 50-56, 2012.</w:t>
       </w:r>
     </w:p>
     <w:p>
@@ -4536,8 +4027,159 @@
           <w:ilvl w:val="0"/>
           <w:numId w:val="0"/>
         </w:numPr>
-        <w:ind w:left="360" w:hanging="360"/>
-      </w:pPr>
+        <w:ind w:left="360"/>
+        <w:rPr>
+          <w:sz w:val="20"/>
+          <w:szCs w:val="20"/>
+        </w:rPr>
+      </w:pPr>
+      <w:hyperlink r:id="rId12" w:history="1">
+        <w:r>
+          <w:rPr>
+            <w:rStyle w:val="Hyperlink"/>
+            <w:sz w:val="20"/>
+            <w:szCs w:val="20"/>
+          </w:rPr>
+          <w:t>https://www.researchgate.net/publication/235956427_Optical_Character_Recognition_by_Open_source_OCR_Tool_Tesseract_A_Case_Study</w:t>
+        </w:r>
+      </w:hyperlink>
+    </w:p>
+    <w:p>
+      <w:pPr>
+        <w:pStyle w:val="references"/>
+        <w:rPr>
+          <w:sz w:val="20"/>
+          <w:szCs w:val="20"/>
+        </w:rPr>
+      </w:pPr>
+      <w:r>
+        <w:rPr>
+          <w:sz w:val="20"/>
+          <w:szCs w:val="20"/>
+        </w:rPr>
+        <w:t>FizaAkram</w:t>
+      </w:r>
+      <w:r>
+        <w:rPr>
+          <w:i/>
+          <w:iCs/>
+          <w:sz w:val="20"/>
+          <w:szCs w:val="20"/>
+        </w:rPr>
+        <w:t>"neocortexapi-Fusion_Coders: TextFromImages,"</w:t>
+      </w:r>
+      <w:r>
+        <w:rPr>
+          <w:sz w:val="20"/>
+          <w:szCs w:val="20"/>
+        </w:rPr>
+        <w:t xml:space="preserve"> GitHub repository. Available: </w:t>
+      </w:r>
+      <w:hyperlink r:id="rId13" w:history="1">
+        <w:r>
+          <w:rPr>
+            <w:rStyle w:val="Hyperlink"/>
+            <w:sz w:val="20"/>
+            <w:szCs w:val="20"/>
+          </w:rPr>
+          <w:t>https://github.com/FizaAkra/neocortexapi-Fusion_Coders/tree/master/source/MySEProject/Fusion_Coders_SE_Project/TextFromImages</w:t>
+        </w:r>
+      </w:hyperlink>
+    </w:p>
+    <w:p>
+      <w:pPr>
+        <w:pStyle w:val="references"/>
+        <w:rPr>
+          <w:sz w:val="20"/>
+          <w:szCs w:val="20"/>
+        </w:rPr>
+      </w:pPr>
+      <w:r>
+        <w:rPr>
+          <w:sz w:val="20"/>
+          <w:szCs w:val="20"/>
+        </w:rPr>
+        <w:t>SixLabors, "ImageSharp Documentation," 2023. [Online].Available:</w:t>
+      </w:r>
+      <w:hyperlink r:id="rId14" w:history="1">
+        <w:r>
+          <w:rPr>
+            <w:rStyle w:val="Hyperlink"/>
+            <w:sz w:val="20"/>
+            <w:szCs w:val="20"/>
+          </w:rPr>
+          <w:t>https://docs.sixlabors.com/articles/imagesharp/</w:t>
+        </w:r>
+      </w:hyperlink>
+      <w:r>
+        <w:rPr>
+          <w:sz w:val="20"/>
+          <w:szCs w:val="20"/>
+        </w:rPr>
+        <w:t>.</w:t>
+      </w:r>
+    </w:p>
+    <w:p>
+      <w:pPr>
+        <w:pStyle w:val="references"/>
+        <w:rPr>
+          <w:sz w:val="20"/>
+          <w:szCs w:val="20"/>
+        </w:rPr>
+      </w:pPr>
+      <w:r>
+        <w:rPr>
+          <w:sz w:val="20"/>
+          <w:szCs w:val="20"/>
+        </w:rPr>
+        <w:t xml:space="preserve">"Tesseract.NET: A .NET wrapper for Tesseract OCR," Journal of Open Source Software, </w:t>
+      </w:r>
+      <w:hyperlink r:id="rId15" w:history="1">
+        <w:r>
+          <w:rPr>
+            <w:rStyle w:val="Hyperlink"/>
+            <w:color w:val="1155CC"/>
+            <w:sz w:val="20"/>
+            <w:szCs w:val="20"/>
+          </w:rPr>
+          <w:t>https://github.com/tesseract-ocr/tesseract</w:t>
+        </w:r>
+      </w:hyperlink>
+    </w:p>
+    <w:p>
+      <w:pPr>
+        <w:pStyle w:val="references"/>
+        <w:rPr>
+          <w:sz w:val="20"/>
+          <w:szCs w:val="20"/>
+        </w:rPr>
+      </w:pPr>
+      <w:r>
+        <w:rPr>
+          <w:sz w:val="20"/>
+          <w:szCs w:val="20"/>
+        </w:rPr>
+        <w:t>Wang, L., Li, J., "A Comparative Study of OCR Pre-processing Techniques," International Conference on Image Processing and Pattern Recognition, pp. 23-30, 2021.</w:t>
+      </w:r>
+      <w:r>
+        <w:rPr>
+          <w:color w:val="000000"/>
+          <w:sz w:val="20"/>
+          <w:szCs w:val="20"/>
+        </w:rPr>
+        <w:t> </w:t>
+      </w:r>
+      <w:hyperlink r:id="rId16" w:history="1">
+        <w:r>
+          <w:rPr>
+            <w:rStyle w:val="Hyperlink"/>
+            <w:color w:val="1155CC"/>
+            <w:sz w:val="20"/>
+            <w:szCs w:val="20"/>
+          </w:rPr>
+          <w:t>https://www.researchgate.net/publication/377803605_A_Study_of_The_OCR_Development_History_and_Directions_of_Development(410-413)</w:t>
+        </w:r>
+      </w:hyperlink>
     </w:p>
     <w:p>
       <w:pPr>
@@ -4546,8 +4188,6 @@
           <w:ilvl w:val="0"/>
           <w:numId w:val="0"/>
         </w:numPr>
-        <w:ind w:left="360" w:hanging="360"/>
-        <w:jc w:val="center"/>
         <w:rPr>
           <w:rFonts w:eastAsia="SimSun"/>
           <w:b/>
@@ -4566,323 +4206,11 @@
           <w:docGrid w:linePitch="360"/>
         </w:sectPr>
       </w:pPr>
-      <w:r>
-        <w:rPr>
-          <w:rFonts w:eastAsia="SimSun"/>
-          <w:b/>
-          <w:noProof w:val="0"/>
-          <w:color w:val="FF0000"/>
-          <w:spacing w:val="-1"/>
-          <w:sz w:val="20"/>
-          <w:szCs w:val="20"/>
-          <w:lang w:eastAsia="x-none"/>
-        </w:rPr>
-        <w:t>This report</w:t>
-      </w:r>
-      <w:r>
-        <w:rPr>
-          <w:rFonts w:eastAsia="SimSun"/>
-          <w:b/>
-          <w:noProof w:val="0"/>
-          <w:color w:val="FF0000"/>
-          <w:spacing w:val="-1"/>
-          <w:sz w:val="20"/>
-          <w:szCs w:val="20"/>
-          <w:lang w:val="x-none" w:eastAsia="x-none"/>
-        </w:rPr>
-        <w:t xml:space="preserve"> template</w:t>
-      </w:r>
-      <w:r>
-        <w:rPr>
-          <w:rFonts w:eastAsia="SimSun"/>
-          <w:b/>
-          <w:noProof w:val="0"/>
-          <w:color w:val="FF0000"/>
-          <w:spacing w:val="-1"/>
-          <w:sz w:val="20"/>
-          <w:szCs w:val="20"/>
-          <w:lang w:val="x-none" w:eastAsia="x-none"/>
-        </w:rPr>
-        <w:t xml:space="preserve"> contain</w:t>
-      </w:r>
-      <w:r>
-        <w:rPr>
-          <w:rFonts w:eastAsia="SimSun"/>
-          <w:b/>
-          <w:noProof w:val="0"/>
-          <w:color w:val="FF0000"/>
-          <w:spacing w:val="-1"/>
-          <w:sz w:val="20"/>
-          <w:szCs w:val="20"/>
-          <w:lang w:eastAsia="x-none"/>
-        </w:rPr>
-        <w:t>s</w:t>
-      </w:r>
-      <w:r>
-        <w:rPr>
-          <w:rFonts w:eastAsia="SimSun"/>
-          <w:b/>
-          <w:noProof w:val="0"/>
-          <w:color w:val="FF0000"/>
-          <w:spacing w:val="-1"/>
-          <w:sz w:val="20"/>
-          <w:szCs w:val="20"/>
-          <w:lang w:val="x-none" w:eastAsia="x-none"/>
-        </w:rPr>
-        <w:t xml:space="preserve"> guidance text for comp</w:t>
-      </w:r>
-      <w:r>
-        <w:rPr>
-          <w:rFonts w:eastAsia="SimSun"/>
-          <w:b/>
-          <w:noProof w:val="0"/>
-          <w:color w:val="FF0000"/>
-          <w:spacing w:val="-1"/>
-          <w:sz w:val="20"/>
-          <w:szCs w:val="20"/>
-          <w:lang w:val="x-none" w:eastAsia="x-none"/>
-        </w:rPr>
-        <w:t>osing and formatting technical reports</w:t>
-      </w:r>
-      <w:r>
-        <w:rPr>
-          <w:rFonts w:eastAsia="SimSun"/>
-          <w:b/>
-          <w:noProof w:val="0"/>
-          <w:color w:val="FF0000"/>
-          <w:spacing w:val="-1"/>
-          <w:sz w:val="20"/>
-          <w:szCs w:val="20"/>
-          <w:lang w:val="x-none" w:eastAsia="x-none"/>
-        </w:rPr>
-        <w:t>. Please ensure that all template text is re</w:t>
-      </w:r>
-      <w:r>
-        <w:rPr>
-          <w:rFonts w:eastAsia="SimSun"/>
-          <w:b/>
-          <w:noProof w:val="0"/>
-          <w:color w:val="FF0000"/>
-          <w:spacing w:val="-1"/>
-          <w:sz w:val="20"/>
-          <w:szCs w:val="20"/>
-          <w:lang w:val="x-none" w:eastAsia="x-none"/>
-        </w:rPr>
-        <w:t>moved from your report</w:t>
-      </w:r>
-      <w:r>
-        <w:rPr>
-          <w:rFonts w:eastAsia="SimSun"/>
-          <w:b/>
-          <w:noProof w:val="0"/>
-          <w:color w:val="FF0000"/>
-          <w:spacing w:val="-1"/>
-          <w:sz w:val="20"/>
-          <w:szCs w:val="20"/>
-          <w:lang w:val="x-none" w:eastAsia="x-none"/>
-        </w:rPr>
-        <w:t xml:space="preserve"> prior to submission to the </w:t>
-      </w:r>
-      <w:r>
-        <w:rPr>
-          <w:rFonts w:eastAsia="SimSun"/>
-          <w:b/>
-          <w:noProof w:val="0"/>
-          <w:color w:val="FF0000"/>
-          <w:spacing w:val="-1"/>
-          <w:sz w:val="20"/>
-          <w:szCs w:val="20"/>
-          <w:lang w:eastAsia="x-none"/>
-        </w:rPr>
-        <w:t>examination office</w:t>
-      </w:r>
-      <w:r>
-        <w:rPr>
-          <w:rFonts w:eastAsia="SimSun"/>
-          <w:b/>
-          <w:noProof w:val="0"/>
-          <w:color w:val="FF0000"/>
-          <w:spacing w:val="-1"/>
-          <w:sz w:val="20"/>
-          <w:szCs w:val="20"/>
-          <w:lang w:val="x-none" w:eastAsia="x-none"/>
-        </w:rPr>
-        <w:t xml:space="preserve">. Failure to remove template text from your paper </w:t>
-      </w:r>
-      <w:r>
-        <w:rPr>
-          <w:rFonts w:eastAsia="SimSun"/>
-          <w:b/>
-          <w:noProof w:val="0"/>
-          <w:color w:val="FF0000"/>
-          <w:spacing w:val="-1"/>
-          <w:sz w:val="20"/>
-          <w:szCs w:val="20"/>
-          <w:lang w:eastAsia="x-none"/>
-        </w:rPr>
-        <w:t>may</w:t>
-      </w:r>
-      <w:r>
-        <w:rPr>
-          <w:rFonts w:eastAsia="SimSun"/>
-          <w:b/>
-          <w:noProof w:val="0"/>
-          <w:color w:val="FF0000"/>
-          <w:spacing w:val="-1"/>
-          <w:sz w:val="20"/>
-          <w:szCs w:val="20"/>
-          <w:lang w:val="x-none" w:eastAsia="x-none"/>
-        </w:rPr>
-        <w:t xml:space="preserve"> result i</w:t>
-      </w:r>
-      <w:r>
-        <w:rPr>
-          <w:rFonts w:eastAsia="SimSun"/>
-          <w:b/>
-          <w:noProof w:val="0"/>
-          <w:color w:val="FF0000"/>
-          <w:spacing w:val="-1"/>
-          <w:sz w:val="20"/>
-          <w:szCs w:val="20"/>
-          <w:lang w:val="x-none" w:eastAsia="x-none"/>
-        </w:rPr>
-        <w:t>n your paper being degraded</w:t>
-      </w:r>
-      <w:r>
-        <w:rPr>
-          <w:rFonts w:eastAsia="SimSun"/>
-          <w:b/>
-          <w:noProof w:val="0"/>
-          <w:color w:val="FF0000"/>
-          <w:spacing w:val="-1"/>
-          <w:sz w:val="20"/>
-          <w:szCs w:val="20"/>
-          <w:lang w:val="x-none" w:eastAsia="x-none"/>
-        </w:rPr>
-        <w:t>.</w:t>
-      </w:r>
-    </w:p>
-    <w:p>
-      <w:r>
-        <w:rPr>
-          <w:noProof/>
-        </w:rPr>
-        <mc:AlternateContent>
-          <mc:Choice Requires="wps">
-            <w:drawing>
-              <wp:anchor distT="0" distB="0" distL="114300" distR="114300" simplePos="0" relativeHeight="251657728" behindDoc="1" locked="0" layoutInCell="1" allowOverlap="1" wp14:anchorId="4A67007D" wp14:editId="5A213F6B">
-                <wp:simplePos x="0" y="0"/>
-                <wp:positionH relativeFrom="margin">
-                  <wp:align>left</wp:align>
-                </wp:positionH>
-                <wp:positionV relativeFrom="paragraph">
-                  <wp:posOffset>251460</wp:posOffset>
-                </wp:positionV>
-                <wp:extent cx="3200400" cy="1143000"/>
-                <wp:effectExtent l="10160" t="12700" r="8890" b="6350"/>
-                <wp:wrapTight wrapText="bothSides">
-                  <wp:wrapPolygon edited="0">
-                    <wp:start x="-64" y="0"/>
-                    <wp:lineTo x="-64" y="21600"/>
-                    <wp:lineTo x="21664" y="21600"/>
-                    <wp:lineTo x="21664" y="0"/>
-                    <wp:lineTo x="-64" y="0"/>
-                  </wp:wrapPolygon>
-                </wp:wrapTight>
-                <wp:docPr id="986855566" name="Text Box 8"/>
-                <wp:cNvGraphicFramePr>
-                  <a:graphicFrameLocks xmlns:a="http://schemas.openxmlformats.org/drawingml/2006/main"/>
-                </wp:cNvGraphicFramePr>
-                <a:graphic xmlns:a="http://schemas.openxmlformats.org/drawingml/2006/main">
-                  <a:graphicData uri="http://schemas.microsoft.com/office/word/2010/wordprocessingShape">
-                    <wps:wsp>
-                      <wps:cNvSpPr txBox="1">
-                        <a:spLocks noChangeArrowheads="1"/>
-                      </wps:cNvSpPr>
-                      <wps:spPr bwMode="auto">
-                        <a:xfrm>
-                          <a:off x="0" y="0"/>
-                          <a:ext cx="3200400" cy="1143000"/>
-                        </a:xfrm>
-                        <a:prstGeom prst="rect">
-                          <a:avLst/>
-                        </a:prstGeom>
-                        <a:solidFill>
-                          <a:srgbClr val="FFFFFF"/>
-                        </a:solidFill>
-                        <a:ln w="9525">
-                          <a:solidFill>
-                            <a:srgbClr val="000000"/>
-                          </a:solidFill>
-                          <a:miter lim="800000"/>
-                          <a:headEnd/>
-                          <a:tailEnd/>
-                        </a:ln>
-                      </wps:spPr>
-                      <wps:txbx>
-                        <w:txbxContent>
-                          <w:p>
-                            <w:pPr>
-                              <w:pStyle w:val="BodyText"/>
-                            </w:pPr>
-                            <w:r>
-                              <w:t>We suggest that you use a text box to insert a graphic (which is ideally a 300 dpi TIFF or EPS file, with all fonts embedded) because, in an MSW document, this method is somewhat more stable than directly inserting a picture.</w:t>
-                            </w:r>
-                          </w:p>
-                          <w:p>
-                            <w:pPr>
-                              <w:pStyle w:val="BodyText"/>
-                            </w:pPr>
-                            <w:r>
-                              <w:t>To have non-visible rules on your frame, use the MSWord “Format” pull-down menu, select Text Box &gt; Colors and Lines to choose No Fill and No Line.</w:t>
-                            </w:r>
-                          </w:p>
-                        </w:txbxContent>
-                      </wps:txbx>
-                      <wps:bodyPr rot="0" vert="horz" wrap="square" lIns="91440" tIns="45720" rIns="91440" bIns="45720" anchor="t" anchorCtr="0" upright="1">
-                        <a:noAutofit/>
-                      </wps:bodyPr>
-                    </wps:wsp>
-                  </a:graphicData>
-                </a:graphic>
-                <wp14:sizeRelH relativeFrom="page">
-                  <wp14:pctWidth>0</wp14:pctWidth>
-                </wp14:sizeRelH>
-                <wp14:sizeRelV relativeFrom="page">
-                  <wp14:pctHeight>0</wp14:pctHeight>
-                </wp14:sizeRelV>
-              </wp:anchor>
-            </w:drawing>
-          </mc:Choice>
-          <mc:Fallback>
-            <w:pict>
-              <v:shape w14:anchorId="4A67007D" id="_x0000_s1028" type="#_x0000_t202" style="position:absolute;left:0;text-align:left;margin-left:0;margin-top:19.8pt;width:252pt;height:90pt;z-index:-251658752;visibility:visible;mso-wrap-style:square;mso-width-percent:0;mso-height-percent:0;mso-wrap-distance-left:9pt;mso-wrap-distance-top:0;mso-wrap-distance-right:9pt;mso-wrap-distance-bottom:0;mso-position-horizontal:left;mso-position-horizontal-relative:margin;mso-position-vertical:absolute;mso-position-vertical-relative:text;mso-width-percent:0;mso-height-percent:0;mso-width-relative:page;mso-height-relative:page;v-text-anchor:top" o:gfxdata="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">
-                <v:textbox>
-                  <w:txbxContent>
-                    <w:p>
-                      <w:pPr>
-                        <w:pStyle w:val="BodyText"/>
-                      </w:pPr>
-                      <w:r>
-                        <w:t>We suggest that you use a text box to insert a graphic (which is ideally a 300 dpi TIFF or EPS file, with all fonts embedded) because, in an MSW document, this method is somewhat more stable than directly inserting a picture.</w:t>
-                      </w:r>
-                    </w:p>
-                    <w:p>
-                      <w:pPr>
-                        <w:pStyle w:val="BodyText"/>
-                      </w:pPr>
-                      <w:r>
-                        <w:t>To have non-visible rules on your frame, use the MSWord “Format” pull-down menu, select Text Box &gt; Colors and Lines to choose No Fill and No Line.</w:t>
-                      </w:r>
-                    </w:p>
-                  </w:txbxContent>
-                </v:textbox>
-                <w10:wrap type="tight" anchorx="margin"/>
-              </v:shape>
-            </w:pict>
-          </mc:Fallback>
-        </mc:AlternateContent>
-      </w:r>
+    </w:p>
+    <w:p>
+      <w:pPr>
+        <w:jc w:val="both"/>
+      </w:pPr>
     </w:p>
     <w:sectPr>
       <w:type w:val="continuous"/>
@@ -5513,6 +4841,119 @@
     </w:lvl>
   </w:abstractNum>
   <w:abstractNum w:abstractNumId="12" w15:restartNumberingAfterBreak="0">
+    <w:nsid w:val="06F92393"/>
+    <w:multiLevelType w:val="multilevel"/>
+    <w:tmpl w:val="E1202314"/>
+    <w:lvl w:ilvl="0">
+      <w:start w:val="1"/>
+      <w:numFmt w:val="decimal"/>
+      <w:lvlText w:val="%1."/>
+      <w:lvlJc w:val="left"/>
+      <w:pPr>
+        <w:tabs>
+          <w:tab w:val="num" w:pos="720"/>
+        </w:tabs>
+        <w:ind w:left="720" w:hanging="360"/>
+      </w:pPr>
+    </w:lvl>
+    <w:lvl w:ilvl="1" w:tentative="1">
+      <w:start w:val="1"/>
+      <w:numFmt w:val="decimal"/>
+      <w:lvlText w:val="%2."/>
+      <w:lvlJc w:val="left"/>
+      <w:pPr>
+        <w:tabs>
+          <w:tab w:val="num" w:pos="1440"/>
+        </w:tabs>
+        <w:ind w:left="1440" w:hanging="360"/>
+      </w:pPr>
+    </w:lvl>
+    <w:lvl w:ilvl="2" w:tentative="1">
+      <w:start w:val="1"/>
+      <w:numFmt w:val="decimal"/>
+      <w:lvlText w:val="%3."/>
+      <w:lvlJc w:val="left"/>
+      <w:pPr>
+        <w:tabs>
+          <w:tab w:val="num" w:pos="2160"/>
+        </w:tabs>
+        <w:ind w:left="2160" w:hanging="360"/>
+      </w:pPr>
+    </w:lvl>
+    <w:lvl w:ilvl="3" w:tentative="1">
+      <w:start w:val="1"/>
+      <w:numFmt w:val="decimal"/>
+      <w:lvlText w:val="%4."/>
+      <w:lvlJc w:val="left"/>
+      <w:pPr>
+        <w:tabs>
+          <w:tab w:val="num" w:pos="2880"/>
+        </w:tabs>
+        <w:ind w:left="2880" w:hanging="360"/>
+      </w:pPr>
+    </w:lvl>
+    <w:lvl w:ilvl="4" w:tentative="1">
+      <w:start w:val="1"/>
+      <w:numFmt w:val="decimal"/>
+      <w:lvlText w:val="%5."/>
+      <w:lvlJc w:val="left"/>
+      <w:pPr>
+        <w:tabs>
+          <w:tab w:val="num" w:pos="3600"/>
+        </w:tabs>
+        <w:ind w:left="3600" w:hanging="360"/>
+      </w:pPr>
+    </w:lvl>
+    <w:lvl w:ilvl="5" w:tentative="1">
+      <w:start w:val="1"/>
+      <w:numFmt w:val="decimal"/>
+      <w:lvlText w:val="%6."/>
+      <w:lvlJc w:val="left"/>
+      <w:pPr>
+        <w:tabs>
+          <w:tab w:val="num" w:pos="4320"/>
+        </w:tabs>
+        <w:ind w:left="4320" w:hanging="360"/>
+      </w:pPr>
+    </w:lvl>
+    <w:lvl w:ilvl="6" w:tentative="1">
+      <w:start w:val="1"/>
+      <w:numFmt w:val="decimal"/>
+      <w:lvlText w:val="%7."/>
+      <w:lvlJc w:val="left"/>
+      <w:pPr>
+        <w:tabs>
+          <w:tab w:val="num" w:pos="5040"/>
+        </w:tabs>
+        <w:ind w:left="5040" w:hanging="360"/>
+      </w:pPr>
+    </w:lvl>
+    <w:lvl w:ilvl="7" w:tentative="1">
+      <w:start w:val="1"/>
+      <w:numFmt w:val="decimal"/>
+      <w:lvlText w:val="%8."/>
+      <w:lvlJc w:val="left"/>
+      <w:pPr>
+        <w:tabs>
+          <w:tab w:val="num" w:pos="5760"/>
+        </w:tabs>
+        <w:ind w:left="5760" w:hanging="360"/>
+      </w:pPr>
+    </w:lvl>
+    <w:lvl w:ilvl="8" w:tentative="1">
+      <w:start w:val="1"/>
+      <w:numFmt w:val="decimal"/>
+      <w:lvlText w:val="%9."/>
+      <w:lvlJc w:val="left"/>
+      <w:pPr>
+        <w:tabs>
+          <w:tab w:val="num" w:pos="6480"/>
+        </w:tabs>
+        <w:ind w:left="6480" w:hanging="360"/>
+      </w:pPr>
+    </w:lvl>
+  </w:abstractNum>
+  <w:abstractNum w:abstractNumId="13" w15:restartNumberingAfterBreak="0">
     <w:nsid w:val="12F91664"/>
     <w:multiLevelType w:val="hybridMultilevel"/>
     <w:tmpl w:val="C21E99FC"/>
@@ -5598,7 +5039,7 @@
       </w:pPr>
     </w:lvl>
   </w:abstractNum>
-  <w:abstractNum w:abstractNumId="13" w15:restartNumberingAfterBreak="0">
+  <w:abstractNum w:abstractNumId="14" w15:restartNumberingAfterBreak="0">
     <w:nsid w:val="152B3637"/>
     <w:multiLevelType w:val="hybridMultilevel"/>
     <w:tmpl w:val="595A2A22"/>
@@ -5684,7 +5125,7 @@
       </w:pPr>
     </w:lvl>
   </w:abstractNum>
-  <w:abstractNum w:abstractNumId="14" w15:restartNumberingAfterBreak="0">
+  <w:abstractNum w:abstractNumId="15" w15:restartNumberingAfterBreak="0">
     <w:nsid w:val="177216B2"/>
     <w:multiLevelType w:val="multilevel"/>
     <w:tmpl w:val="DF508BA4"/>
@@ -5797,7 +5238,7 @@
       </w:pPr>
     </w:lvl>
   </w:abstractNum>
-  <w:abstractNum w:abstractNumId="15" w15:restartNumberingAfterBreak="0">
+  <w:abstractNum w:abstractNumId="16" w15:restartNumberingAfterBreak="0">
     <w:nsid w:val="1E177E97"/>
     <w:multiLevelType w:val="hybridMultilevel"/>
     <w:tmpl w:val="A6463BCE"/>
@@ -5883,7 +5324,7 @@
       </w:pPr>
     </w:lvl>
   </w:abstractNum>
-  <w:abstractNum w:abstractNumId="16" w15:restartNumberingAfterBreak="0">
+  <w:abstractNum w:abstractNumId="17" w15:restartNumberingAfterBreak="0">
     <w:nsid w:val="20AF0333"/>
     <w:multiLevelType w:val="hybridMultilevel"/>
     <w:tmpl w:val="CB0E7F4E"/>
@@ -6025,7 +5466,7 @@
       </w:rPr>
     </w:lvl>
   </w:abstractNum>
-  <w:abstractNum w:abstractNumId="17" w15:restartNumberingAfterBreak="0">
+  <w:abstractNum w:abstractNumId="18" w15:restartNumberingAfterBreak="0">
     <w:nsid w:val="26204CD4"/>
     <w:multiLevelType w:val="multilevel"/>
     <w:tmpl w:val="B456F262"/>
@@ -6138,7 +5579,7 @@
       </w:pPr>
     </w:lvl>
   </w:abstractNum>
-  <w:abstractNum w:abstractNumId="18" w15:restartNumberingAfterBreak="0">
+  <w:abstractNum w:abstractNumId="19" w15:restartNumberingAfterBreak="0">
     <w:nsid w:val="26FE1FCF"/>
     <w:multiLevelType w:val="hybridMultilevel"/>
     <w:tmpl w:val="33826962"/>
@@ -6299,7 +5740,120 @@
       </w:rPr>
     </w:lvl>
   </w:abstractNum>
-  <w:abstractNum w:abstractNumId="19" w15:restartNumberingAfterBreak="0">
+  <w:abstractNum w:abstractNumId="20" w15:restartNumberingAfterBreak="0">
+    <w:nsid w:val="273F4B33"/>
+    <w:multiLevelType w:val="multilevel"/>
+    <w:tmpl w:val="3920F242"/>
+    <w:lvl w:ilvl="0">
+      <w:start w:val="1"/>
+      <w:numFmt w:val="decimal"/>
+      <w:lvlText w:val="%1."/>
+      <w:lvlJc w:val="left"/>
+      <w:pPr>
+        <w:tabs>
+          <w:tab w:val="num" w:pos="720"/>
+        </w:tabs>
+        <w:ind w:left="720" w:hanging="360"/>
+      </w:pPr>
+    </w:lvl>
+    <w:lvl w:ilvl="1" w:tentative="1">
+      <w:start w:val="1"/>
+      <w:numFmt w:val="decimal"/>
+      <w:lvlText w:val="%2."/>
+      <w:lvlJc w:val="left"/>
+      <w:pPr>
+        <w:tabs>
+          <w:tab w:val="num" w:pos="1440"/>
+        </w:tabs>
+        <w:ind w:left="1440" w:hanging="360"/>
+      </w:pPr>
+    </w:lvl>
+    <w:lvl w:ilvl="2" w:tentative="1">
+      <w:start w:val="1"/>
+      <w:numFmt w:val="decimal"/>
+      <w:lvlText w:val="%3."/>
+      <w:lvlJc w:val="left"/>
+      <w:pPr>
+        <w:tabs>
+          <w:tab w:val="num" w:pos="2160"/>
+        </w:tabs>
+        <w:ind w:left="2160" w:hanging="360"/>
+      </w:pPr>
+    </w:lvl>
+    <w:lvl w:ilvl="3" w:tentative="1">
+      <w:start w:val="1"/>
+      <w:numFmt w:val="decimal"/>
+      <w:lvlText w:val="%4."/>
+      <w:lvlJc w:val="left"/>
+      <w:pPr>
+        <w:tabs>
+          <w:tab w:val="num" w:pos="2880"/>
+        </w:tabs>
+        <w:ind w:left="2880" w:hanging="360"/>
+      </w:pPr>
+    </w:lvl>
+    <w:lvl w:ilvl="4" w:tentative="1">
+      <w:start w:val="1"/>
+      <w:numFmt w:val="decimal"/>
+      <w:lvlText w:val="%5."/>
+      <w:lvlJc w:val="left"/>
+      <w:pPr>
+        <w:tabs>
+          <w:tab w:val="num" w:pos="3600"/>
+        </w:tabs>
+        <w:ind w:left="3600" w:hanging="360"/>
+      </w:pPr>
+    </w:lvl>
+    <w:lvl w:ilvl="5" w:tentative="1">
+      <w:start w:val="1"/>
+      <w:numFmt w:val="decimal"/>
+      <w:lvlText w:val="%6."/>
+      <w:lvlJc w:val="left"/>
+      <w:pPr>
+        <w:tabs>
+          <w:tab w:val="num" w:pos="4320"/>
+        </w:tabs>
+        <w:ind w:left="4320" w:hanging="360"/>
+      </w:pPr>
+    </w:lvl>
+    <w:lvl w:ilvl="6" w:tentative="1">
+      <w:start w:val="1"/>
+      <w:numFmt w:val="decimal"/>
+      <w:lvlText w:val="%7."/>
+      <w:lvlJc w:val="left"/>
+      <w:pPr>
+        <w:tabs>
+          <w:tab w:val="num" w:pos="5040"/>
+        </w:tabs>
+        <w:ind w:left="5040" w:hanging="360"/>
+      </w:pPr>
+    </w:lvl>
+    <w:lvl w:ilvl="7" w:tentative="1">
+      <w:start w:val="1"/>
+      <w:numFmt w:val="decimal"/>
+      <w:lvlText w:val="%8."/>
+      <w:lvlJc w:val="left"/>
+      <w:pPr>
+        <w:tabs>
+          <w:tab w:val="num" w:pos="5760"/>
+        </w:tabs>
+        <w:ind w:left="5760" w:hanging="360"/>
+      </w:pPr>
+    </w:lvl>
+    <w:lvl w:ilvl="8" w:tentative="1">
+      <w:start w:val="1"/>
+      <w:numFmt w:val="decimal"/>
+      <w:lvlText w:val="%9."/>
+      <w:lvlJc w:val="left"/>
+      <w:pPr>
+        <w:tabs>
+          <w:tab w:val="num" w:pos="6480"/>
+        </w:tabs>
+        <w:ind w:left="6480" w:hanging="360"/>
+      </w:pPr>
+    </w:lvl>
+  </w:abstractNum>
+  <w:abstractNum w:abstractNumId="21" w15:restartNumberingAfterBreak="0">
     <w:nsid w:val="312D445C"/>
     <w:multiLevelType w:val="multilevel"/>
     <w:tmpl w:val="BB760F46"/>
@@ -6412,7 +5966,7 @@
       </w:pPr>
     </w:lvl>
   </w:abstractNum>
-  <w:abstractNum w:abstractNumId="20" w15:restartNumberingAfterBreak="0">
+  <w:abstractNum w:abstractNumId="22" w15:restartNumberingAfterBreak="0">
     <w:nsid w:val="37660336"/>
     <w:multiLevelType w:val="hybridMultilevel"/>
     <w:tmpl w:val="754EAC84"/>
@@ -6553,7 +6107,7 @@
       </w:rPr>
     </w:lvl>
   </w:abstractNum>
-  <w:abstractNum w:abstractNumId="21" w15:restartNumberingAfterBreak="0">
+  <w:abstractNum w:abstractNumId="23" w15:restartNumberingAfterBreak="0">
     <w:nsid w:val="39E54FC6"/>
     <w:multiLevelType w:val="singleLevel"/>
     <w:tmpl w:val="5B7288D4"/>
@@ -6573,7 +6127,7 @@
       </w:rPr>
     </w:lvl>
   </w:abstractNum>
-  <w:abstractNum w:abstractNumId="22" w15:restartNumberingAfterBreak="0">
+  <w:abstractNum w:abstractNumId="24" w15:restartNumberingAfterBreak="0">
     <w:nsid w:val="3A2B3D24"/>
     <w:multiLevelType w:val="hybridMultilevel"/>
     <w:tmpl w:val="E1D4222C"/>
@@ -6662,7 +6216,7 @@
       </w:pPr>
     </w:lvl>
   </w:abstractNum>
-  <w:abstractNum w:abstractNumId="23" w15:restartNumberingAfterBreak="0">
+  <w:abstractNum w:abstractNumId="25" w15:restartNumberingAfterBreak="0">
     <w:nsid w:val="3BF97E57"/>
     <w:multiLevelType w:val="hybridMultilevel"/>
     <w:tmpl w:val="5D1ECAEC"/>
@@ -6748,7 +6302,120 @@
       </w:pPr>
     </w:lvl>
   </w:abstractNum>
-  <w:abstractNum w:abstractNumId="24" w15:restartNumberingAfterBreak="0">
+  <w:abstractNum w:abstractNumId="26" w15:restartNumberingAfterBreak="0">
+    <w:nsid w:val="3C0008F8"/>
+    <w:multiLevelType w:val="multilevel"/>
+    <w:tmpl w:val="A21EDFE8"/>
+    <w:lvl w:ilvl="0">
+      <w:start w:val="1"/>
+      <w:numFmt w:val="decimal"/>
+      <w:lvlText w:val="%1."/>
+      <w:lvlJc w:val="left"/>
+      <w:pPr>
+        <w:tabs>
+          <w:tab w:val="num" w:pos="720"/>
+        </w:tabs>
+        <w:ind w:left="720" w:hanging="360"/>
+      </w:pPr>
+    </w:lvl>
+    <w:lvl w:ilvl="1" w:tentative="1">
+      <w:start w:val="1"/>
+      <w:numFmt w:val="decimal"/>
+      <w:lvlText w:val="%2."/>
+      <w:lvlJc w:val="left"/>
+      <w:pPr>
+        <w:tabs>
+          <w:tab w:val="num" w:pos="1440"/>
+        </w:tabs>
+        <w:ind w:left="1440" w:hanging="360"/>
+      </w:pPr>
+    </w:lvl>
+    <w:lvl w:ilvl="2" w:tentative="1">
+      <w:start w:val="1"/>
+      <w:numFmt w:val="decimal"/>
+      <w:lvlText w:val="%3."/>
+      <w:lvlJc w:val="left"/>
+      <w:pPr>
+        <w:tabs>
+          <w:tab w:val="num" w:pos="2160"/>
+        </w:tabs>
+        <w:ind w:left="2160" w:hanging="360"/>
+      </w:pPr>
+    </w:lvl>
+    <w:lvl w:ilvl="3" w:tentative="1">
+      <w:start w:val="1"/>
+      <w:numFmt w:val="decimal"/>
+      <w:lvlText w:val="%4."/>
+      <w:lvlJc w:val="left"/>
+      <w:pPr>
+        <w:tabs>
+          <w:tab w:val="num" w:pos="2880"/>
+        </w:tabs>
+        <w:ind w:left="2880" w:hanging="360"/>
+      </w:pPr>
+    </w:lvl>
+    <w:lvl w:ilvl="4" w:tentative="1">
+      <w:start w:val="1"/>
+      <w:numFmt w:val="decimal"/>
+      <w:lvlText w:val="%5."/>
+      <w:lvlJc w:val="left"/>
+      <w:pPr>
+        <w:tabs>
+          <w:tab w:val="num" w:pos="3600"/>
+        </w:tabs>
+        <w:ind w:left="3600" w:hanging="360"/>
+      </w:pPr>
+    </w:lvl>
+    <w:lvl w:ilvl="5" w:tentative="1">
+      <w:start w:val="1"/>
+      <w:numFmt w:val="decimal"/>
+      <w:lvlText w:val="%6."/>
+      <w:lvlJc w:val="left"/>
+      <w:pPr>
+        <w:tabs>
+          <w:tab w:val="num" w:pos="4320"/>
+        </w:tabs>
+        <w:ind w:left="4320" w:hanging="360"/>
+      </w:pPr>
+    </w:lvl>
+    <w:lvl w:ilvl="6" w:tentative="1">
+      <w:start w:val="1"/>
+      <w:numFmt w:val="decimal"/>
+      <w:lvlText w:val="%7."/>
+      <w:lvlJc w:val="left"/>
+      <w:pPr>
+        <w:tabs>
+          <w:tab w:val="num" w:pos="5040"/>
+        </w:tabs>
+        <w:ind w:left="5040" w:hanging="360"/>
+      </w:pPr>
+    </w:lvl>
+    <w:lvl w:ilvl="7" w:tentative="1">
+      <w:start w:val="1"/>
+      <w:numFmt w:val="decimal"/>
+      <w:lvlText w:val="%8."/>
+      <w:lvlJc w:val="left"/>
+      <w:pPr>
+        <w:tabs>
+          <w:tab w:val="num" w:pos="5760"/>
+        </w:tabs>
+        <w:ind w:left="5760" w:hanging="360"/>
+      </w:pPr>
+    </w:lvl>
+    <w:lvl w:ilvl="8" w:tentative="1">
+      <w:start w:val="1"/>
+      <w:numFmt w:val="decimal"/>
+      <w:lvlText w:val="%9."/>
+      <w:lvlJc w:val="left"/>
+      <w:pPr>
+        <w:tabs>
+          <w:tab w:val="num" w:pos="6480"/>
+        </w:tabs>
+        <w:ind w:left="6480" w:hanging="360"/>
+      </w:pPr>
+    </w:lvl>
+  </w:abstractNum>
+  <w:abstractNum w:abstractNumId="27" w15:restartNumberingAfterBreak="0">
     <w:nsid w:val="3EF57D36"/>
     <w:multiLevelType w:val="hybridMultilevel"/>
     <w:tmpl w:val="9BA6A3D6"/>
@@ -6834,7 +6501,7 @@
       </w:pPr>
     </w:lvl>
   </w:abstractNum>
-  <w:abstractNum w:abstractNumId="25" w15:restartNumberingAfterBreak="0">
+  <w:abstractNum w:abstractNumId="28" w15:restartNumberingAfterBreak="0">
     <w:nsid w:val="4189603E"/>
     <w:multiLevelType w:val="multilevel"/>
     <w:tmpl w:val="2F2E4C70"/>
@@ -6877,7 +6544,7 @@
       <w:lvlText w:val="%2."/>
       <w:lvlJc w:val="left"/>
       <w:pPr>
-        <w:ind w:left="1080" w:hanging="360"/>
+        <w:ind w:left="900" w:hanging="360"/>
       </w:pPr>
     </w:lvl>
     <w:lvl w:ilvl="2">
@@ -7015,7 +6682,7 @@
       </w:rPr>
     </w:lvl>
   </w:abstractNum>
-  <w:abstractNum w:abstractNumId="26" w15:restartNumberingAfterBreak="0">
+  <w:abstractNum w:abstractNumId="29" w15:restartNumberingAfterBreak="0">
     <w:nsid w:val="42C409B5"/>
     <w:multiLevelType w:val="multilevel"/>
     <w:tmpl w:val="280A73F6"/>
@@ -7164,7 +6831,7 @@
       </w:rPr>
     </w:lvl>
   </w:abstractNum>
-  <w:abstractNum w:abstractNumId="27" w15:restartNumberingAfterBreak="0">
+  <w:abstractNum w:abstractNumId="30" w15:restartNumberingAfterBreak="0">
     <w:nsid w:val="44D26B3E"/>
     <w:multiLevelType w:val="multilevel"/>
     <w:tmpl w:val="49386AE6"/>
@@ -7277,7 +6944,7 @@
       </w:pPr>
     </w:lvl>
   </w:abstractNum>
-  <w:abstractNum w:abstractNumId="28" w15:restartNumberingAfterBreak="0">
+  <w:abstractNum w:abstractNumId="31" w15:restartNumberingAfterBreak="0">
     <w:nsid w:val="454B7EC1"/>
     <w:multiLevelType w:val="multilevel"/>
     <w:tmpl w:val="53881722"/>
@@ -7390,7 +7057,7 @@
       </w:pPr>
     </w:lvl>
   </w:abstractNum>
-  <w:abstractNum w:abstractNumId="29" w15:restartNumberingAfterBreak="0">
+  <w:abstractNum w:abstractNumId="32" w15:restartNumberingAfterBreak="0">
     <w:nsid w:val="493C3F76"/>
     <w:multiLevelType w:val="hybridMultilevel"/>
     <w:tmpl w:val="9A9E418C"/>
@@ -7501,7 +7168,7 @@
       </w:pPr>
     </w:lvl>
   </w:abstractNum>
-  <w:abstractNum w:abstractNumId="30" w15:restartNumberingAfterBreak="0">
+  <w:abstractNum w:abstractNumId="33" w15:restartNumberingAfterBreak="0">
     <w:nsid w:val="52CA544A"/>
     <w:multiLevelType w:val="singleLevel"/>
     <w:tmpl w:val="AED6D67E"/>
@@ -7528,7 +7195,120 @@
       </w:rPr>
     </w:lvl>
   </w:abstractNum>
-  <w:abstractNum w:abstractNumId="31" w15:restartNumberingAfterBreak="0">
+  <w:abstractNum w:abstractNumId="34" w15:restartNumberingAfterBreak="0">
+    <w:nsid w:val="53192E09"/>
+    <w:multiLevelType w:val="multilevel"/>
+    <w:tmpl w:val="9176E2C8"/>
+    <w:lvl w:ilvl="0">
+      <w:start w:val="1"/>
+      <w:numFmt w:val="decimal"/>
+      <w:lvlText w:val="%1."/>
+      <w:lvlJc w:val="left"/>
+      <w:pPr>
+        <w:tabs>
+          <w:tab w:val="num" w:pos="720"/>
+        </w:tabs>
+        <w:ind w:left="720" w:hanging="360"/>
+      </w:pPr>
+    </w:lvl>
+    <w:lvl w:ilvl="1" w:tentative="1">
+      <w:start w:val="1"/>
+      <w:numFmt w:val="decimal"/>
+      <w:lvlText w:val="%2."/>
+      <w:lvlJc w:val="left"/>
+      <w:pPr>
+        <w:tabs>
+          <w:tab w:val="num" w:pos="1440"/>
+        </w:tabs>
+        <w:ind w:left="1440" w:hanging="360"/>
+      </w:pPr>
+    </w:lvl>
+    <w:lvl w:ilvl="2" w:tentative="1">
+      <w:start w:val="1"/>
+      <w:numFmt w:val="decimal"/>
+      <w:lvlText w:val="%3."/>
+      <w:lvlJc w:val="left"/>
+      <w:pPr>
+        <w:tabs>
+          <w:tab w:val="num" w:pos="2160"/>
+        </w:tabs>
+        <w:ind w:left="2160" w:hanging="360"/>
+      </w:pPr>
+    </w:lvl>
+    <w:lvl w:ilvl="3" w:tentative="1">
+      <w:start w:val="1"/>
+      <w:numFmt w:val="decimal"/>
+      <w:lvlText w:val="%4."/>
+      <w:lvlJc w:val="left"/>
+      <w:pPr>
+        <w:tabs>
+          <w:tab w:val="num" w:pos="2880"/>
+        </w:tabs>
+        <w:ind w:left="2880" w:hanging="360"/>
+      </w:pPr>
+    </w:lvl>
+    <w:lvl w:ilvl="4" w:tentative="1">
+      <w:start w:val="1"/>
+      <w:numFmt w:val="decimal"/>
+      <w:lvlText w:val="%5."/>
+      <w:lvlJc w:val="left"/>
+      <w:pPr>
+        <w:tabs>
+          <w:tab w:val="num" w:pos="3600"/>
+        </w:tabs>
+        <w:ind w:left="3600" w:hanging="360"/>
+      </w:pPr>
+    </w:lvl>
+    <w:lvl w:ilvl="5" w:tentative="1">
+      <w:start w:val="1"/>
+      <w:numFmt w:val="decimal"/>
+      <w:lvlText w:val="%6."/>
+      <w:lvlJc w:val="left"/>
+      <w:pPr>
+        <w:tabs>
+          <w:tab w:val="num" w:pos="4320"/>
+        </w:tabs>
+        <w:ind w:left="4320" w:hanging="360"/>
+      </w:pPr>
+    </w:lvl>
+    <w:lvl w:ilvl="6" w:tentative="1">
+      <w:start w:val="1"/>
+      <w:numFmt w:val="decimal"/>
+      <w:lvlText w:val="%7."/>
+      <w:lvlJc w:val="left"/>
+      <w:pPr>
+        <w:tabs>
+          <w:tab w:val="num" w:pos="5040"/>
+        </w:tabs>
+        <w:ind w:left="5040" w:hanging="360"/>
+      </w:pPr>
+    </w:lvl>
+    <w:lvl w:ilvl="7" w:tentative="1">
+      <w:start w:val="1"/>
+      <w:numFmt w:val="decimal"/>
+      <w:lvlText w:val="%8."/>
+      <w:lvlJc w:val="left"/>
+      <w:pPr>
+        <w:tabs>
+          <w:tab w:val="num" w:pos="5760"/>
+        </w:tabs>
+        <w:ind w:left="5760" w:hanging="360"/>
+      </w:pPr>
+    </w:lvl>
+    <w:lvl w:ilvl="8" w:tentative="1">
+      <w:start w:val="1"/>
+      <w:numFmt w:val="decimal"/>
+      <w:lvlText w:val="%9."/>
+      <w:lvlJc w:val="left"/>
+      <w:pPr>
+        <w:tabs>
+          <w:tab w:val="num" w:pos="6480"/>
+        </w:tabs>
+        <w:ind w:left="6480" w:hanging="360"/>
+      </w:pPr>
+    </w:lvl>
+  </w:abstractNum>
+  <w:abstractNum w:abstractNumId="35" w15:restartNumberingAfterBreak="0">
     <w:nsid w:val="53E11D13"/>
     <w:multiLevelType w:val="multilevel"/>
     <w:tmpl w:val="4BE4D910"/>
@@ -7645,7 +7425,7 @@
       </w:pPr>
     </w:lvl>
   </w:abstractNum>
-  <w:abstractNum w:abstractNumId="32" w15:restartNumberingAfterBreak="0">
+  <w:abstractNum w:abstractNumId="36" w15:restartNumberingAfterBreak="0">
     <w:nsid w:val="54BC031A"/>
     <w:multiLevelType w:val="hybridMultilevel"/>
     <w:tmpl w:val="7F3C8030"/>
@@ -7734,7 +7514,7 @@
       </w:pPr>
     </w:lvl>
   </w:abstractNum>
-  <w:abstractNum w:abstractNumId="33" w15:restartNumberingAfterBreak="0">
+  <w:abstractNum w:abstractNumId="37" w15:restartNumberingAfterBreak="0">
     <w:nsid w:val="57896F75"/>
     <w:multiLevelType w:val="multilevel"/>
     <w:tmpl w:val="53EA9A6C"/>
@@ -7847,7 +7627,7 @@
       </w:pPr>
     </w:lvl>
   </w:abstractNum>
-  <w:abstractNum w:abstractNumId="34" w15:restartNumberingAfterBreak="0">
+  <w:abstractNum w:abstractNumId="38" w15:restartNumberingAfterBreak="0">
     <w:nsid w:val="581431AE"/>
     <w:multiLevelType w:val="multilevel"/>
     <w:tmpl w:val="4B542D46"/>
@@ -7960,7 +7740,7 @@
       </w:pPr>
     </w:lvl>
   </w:abstractNum>
-  <w:abstractNum w:abstractNumId="35" w15:restartNumberingAfterBreak="0">
+  <w:abstractNum w:abstractNumId="39" w15:restartNumberingAfterBreak="0">
     <w:nsid w:val="5B616F16"/>
     <w:multiLevelType w:val="hybridMultilevel"/>
     <w:tmpl w:val="F30A50C8"/>
@@ -8046,7 +7826,7 @@
       </w:pPr>
     </w:lvl>
   </w:abstractNum>
-  <w:abstractNum w:abstractNumId="36" w15:restartNumberingAfterBreak="0">
+  <w:abstractNum w:abstractNumId="40" w15:restartNumberingAfterBreak="0">
     <w:nsid w:val="5B7E4550"/>
     <w:multiLevelType w:val="multilevel"/>
     <w:tmpl w:val="D5CA3E9E"/>
@@ -8163,7 +7943,7 @@
       </w:pPr>
     </w:lvl>
   </w:abstractNum>
-  <w:abstractNum w:abstractNumId="37" w15:restartNumberingAfterBreak="0">
+  <w:abstractNum w:abstractNumId="41" w15:restartNumberingAfterBreak="0">
     <w:nsid w:val="689B5513"/>
     <w:multiLevelType w:val="hybridMultilevel"/>
     <w:tmpl w:val="16EEFE52"/>
@@ -8249,7 +8029,7 @@
       </w:pPr>
     </w:lvl>
   </w:abstractNum>
-  <w:abstractNum w:abstractNumId="38" w15:restartNumberingAfterBreak="0">
+  <w:abstractNum w:abstractNumId="42" w15:restartNumberingAfterBreak="0">
     <w:nsid w:val="6C402C58"/>
     <w:multiLevelType w:val="hybridMultilevel"/>
     <w:tmpl w:val="9A1CA078"/>
@@ -8394,7 +8174,7 @@
       </w:rPr>
     </w:lvl>
   </w:abstractNum>
-  <w:abstractNum w:abstractNumId="39" w15:restartNumberingAfterBreak="0">
+  <w:abstractNum w:abstractNumId="43" w15:restartNumberingAfterBreak="0">
     <w:nsid w:val="6CD32DA8"/>
     <w:multiLevelType w:val="singleLevel"/>
     <w:tmpl w:val="166470C2"/>
@@ -8420,7 +8200,7 @@
       </w:rPr>
     </w:lvl>
   </w:abstractNum>
-  <w:abstractNum w:abstractNumId="40" w15:restartNumberingAfterBreak="0">
+  <w:abstractNum w:abstractNumId="44" w15:restartNumberingAfterBreak="0">
     <w:nsid w:val="6EE52216"/>
     <w:multiLevelType w:val="multilevel"/>
     <w:tmpl w:val="D8026EE2"/>
@@ -8533,7 +8313,7 @@
       </w:pPr>
     </w:lvl>
   </w:abstractNum>
-  <w:abstractNum w:abstractNumId="41" w15:restartNumberingAfterBreak="0">
+  <w:abstractNum w:abstractNumId="45" w15:restartNumberingAfterBreak="0">
     <w:nsid w:val="75493D2C"/>
     <w:multiLevelType w:val="hybridMultilevel"/>
     <w:tmpl w:val="FF006D72"/>
@@ -8619,41 +8399,154 @@
       </w:pPr>
     </w:lvl>
   </w:abstractNum>
+  <w:abstractNum w:abstractNumId="46" w15:restartNumberingAfterBreak="0">
+    <w:nsid w:val="7E5600D6"/>
+    <w:multiLevelType w:val="multilevel"/>
+    <w:tmpl w:val="65F49EBA"/>
+    <w:lvl w:ilvl="0">
+      <w:start w:val="1"/>
+      <w:numFmt w:val="decimal"/>
+      <w:lvlText w:val="%1."/>
+      <w:lvlJc w:val="left"/>
+      <w:pPr>
+        <w:tabs>
+          <w:tab w:val="num" w:pos="720"/>
+        </w:tabs>
+        <w:ind w:left="720" w:hanging="360"/>
+      </w:pPr>
+    </w:lvl>
+    <w:lvl w:ilvl="1" w:tentative="1">
+      <w:start w:val="1"/>
+      <w:numFmt w:val="decimal"/>
+      <w:lvlText w:val="%2."/>
+      <w:lvlJc w:val="left"/>
+      <w:pPr>
+        <w:tabs>
+          <w:tab w:val="num" w:pos="1440"/>
+        </w:tabs>
+        <w:ind w:left="1440" w:hanging="360"/>
+      </w:pPr>
+    </w:lvl>
+    <w:lvl w:ilvl="2" w:tentative="1">
+      <w:start w:val="1"/>
+      <w:numFmt w:val="decimal"/>
+      <w:lvlText w:val="%3."/>
+      <w:lvlJc w:val="left"/>
+      <w:pPr>
+        <w:tabs>
+          <w:tab w:val="num" w:pos="2160"/>
+        </w:tabs>
+        <w:ind w:left="2160" w:hanging="360"/>
+      </w:pPr>
+    </w:lvl>
+    <w:lvl w:ilvl="3" w:tentative="1">
+      <w:start w:val="1"/>
+      <w:numFmt w:val="decimal"/>
+      <w:lvlText w:val="%4."/>
+      <w:lvlJc w:val="left"/>
+      <w:pPr>
+        <w:tabs>
+          <w:tab w:val="num" w:pos="2880"/>
+        </w:tabs>
+        <w:ind w:left="2880" w:hanging="360"/>
+      </w:pPr>
+    </w:lvl>
+    <w:lvl w:ilvl="4" w:tentative="1">
+      <w:start w:val="1"/>
+      <w:numFmt w:val="decimal"/>
+      <w:lvlText w:val="%5."/>
+      <w:lvlJc w:val="left"/>
+      <w:pPr>
+        <w:tabs>
+          <w:tab w:val="num" w:pos="3600"/>
+        </w:tabs>
+        <w:ind w:left="3600" w:hanging="360"/>
+      </w:pPr>
+    </w:lvl>
+    <w:lvl w:ilvl="5" w:tentative="1">
+      <w:start w:val="1"/>
+      <w:numFmt w:val="decimal"/>
+      <w:lvlText w:val="%6."/>
+      <w:lvlJc w:val="left"/>
+      <w:pPr>
+        <w:tabs>
+          <w:tab w:val="num" w:pos="4320"/>
+        </w:tabs>
+        <w:ind w:left="4320" w:hanging="360"/>
+      </w:pPr>
+    </w:lvl>
+    <w:lvl w:ilvl="6" w:tentative="1">
+      <w:start w:val="1"/>
+      <w:numFmt w:val="decimal"/>
+      <w:lvlText w:val="%7."/>
+      <w:lvlJc w:val="left"/>
+      <w:pPr>
+        <w:tabs>
+          <w:tab w:val="num" w:pos="5040"/>
+        </w:tabs>
+        <w:ind w:left="5040" w:hanging="360"/>
+      </w:pPr>
+    </w:lvl>
+    <w:lvl w:ilvl="7" w:tentative="1">
+      <w:start w:val="1"/>
+      <w:numFmt w:val="decimal"/>
+      <w:lvlText w:val="%8."/>
+      <w:lvlJc w:val="left"/>
+      <w:pPr>
+        <w:tabs>
+          <w:tab w:val="num" w:pos="5760"/>
+        </w:tabs>
+        <w:ind w:left="5760" w:hanging="360"/>
+      </w:pPr>
+    </w:lvl>
+    <w:lvl w:ilvl="8" w:tentative="1">
+      <w:start w:val="1"/>
+      <w:numFmt w:val="decimal"/>
+      <w:lvlText w:val="%9."/>
+      <w:lvlJc w:val="left"/>
+      <w:pPr>
+        <w:tabs>
+          <w:tab w:val="num" w:pos="6480"/>
+        </w:tabs>
+        <w:ind w:left="6480" w:hanging="360"/>
+      </w:pPr>
+    </w:lvl>
+  </w:abstractNum>
   <w:num w:numId="1" w16cid:durableId="2083940992">
-    <w:abstractNumId w:val="20"/>
+    <w:abstractNumId w:val="22"/>
   </w:num>
   <w:num w:numId="2" w16cid:durableId="641689924">
-    <w:abstractNumId w:val="38"/>
+    <w:abstractNumId w:val="42"/>
   </w:num>
   <w:num w:numId="3" w16cid:durableId="1853177216">
-    <w:abstractNumId w:val="18"/>
+    <w:abstractNumId w:val="19"/>
   </w:num>
   <w:num w:numId="4" w16cid:durableId="2089378963">
-    <w:abstractNumId w:val="25"/>
+    <w:abstractNumId w:val="28"/>
   </w:num>
   <w:num w:numId="5" w16cid:durableId="244997866">
-    <w:abstractNumId w:val="25"/>
+    <w:abstractNumId w:val="28"/>
   </w:num>
   <w:num w:numId="6" w16cid:durableId="182523656">
-    <w:abstractNumId w:val="25"/>
+    <w:abstractNumId w:val="28"/>
   </w:num>
   <w:num w:numId="7" w16cid:durableId="1834760652">
-    <w:abstractNumId w:val="25"/>
+    <w:abstractNumId w:val="28"/>
   </w:num>
   <w:num w:numId="8" w16cid:durableId="1655140581">
-    <w:abstractNumId w:val="30"/>
+    <w:abstractNumId w:val="33"/>
   </w:num>
   <w:num w:numId="9" w16cid:durableId="1164854187">
-    <w:abstractNumId w:val="39"/>
+    <w:abstractNumId w:val="43"/>
   </w:num>
   <w:num w:numId="10" w16cid:durableId="2058581364">
-    <w:abstractNumId w:val="21"/>
+    <w:abstractNumId w:val="23"/>
   </w:num>
   <w:num w:numId="11" w16cid:durableId="1416124911">
-    <w:abstractNumId w:val="16"/>
+    <w:abstractNumId w:val="17"/>
   </w:num>
   <w:num w:numId="12" w16cid:durableId="1188255678">
-    <w:abstractNumId w:val="15"/>
+    <w:abstractNumId w:val="16"/>
   </w:num>
   <w:num w:numId="13" w16cid:durableId="462695568">
     <w:abstractNumId w:val="0"/>
@@ -8689,70 +8582,85 @@
     <w:abstractNumId w:val="1"/>
   </w:num>
   <w:num w:numId="24" w16cid:durableId="1954284562">
+    <w:abstractNumId w:val="32"/>
+  </w:num>
+  <w:num w:numId="25" w16cid:durableId="2068994909">
+    <w:abstractNumId w:val="27"/>
+  </w:num>
+  <w:num w:numId="26" w16cid:durableId="57553993">
+    <w:abstractNumId w:val="14"/>
+  </w:num>
+  <w:num w:numId="27" w16cid:durableId="1000498867">
+    <w:abstractNumId w:val="25"/>
+  </w:num>
+  <w:num w:numId="28" w16cid:durableId="1912693638">
+    <w:abstractNumId w:val="41"/>
+  </w:num>
+  <w:num w:numId="29" w16cid:durableId="900482435">
+    <w:abstractNumId w:val="45"/>
+  </w:num>
+  <w:num w:numId="30" w16cid:durableId="1906007">
     <w:abstractNumId w:val="29"/>
   </w:num>
-  <w:num w:numId="25" w16cid:durableId="2068994909">
-    <w:abstractNumId w:val="24"/>
+  <w:num w:numId="31" w16cid:durableId="460074821">
+    <w:abstractNumId w:val="38"/>
   </w:num>
-  <w:num w:numId="26" w16cid:durableId="57553993">
+  <w:num w:numId="32" w16cid:durableId="235432577">
     <w:abstractNumId w:val="13"/>
   </w:num>
-  <w:num w:numId="27" w16cid:durableId="1000498867">
-    <w:abstractNumId w:val="23"/>
-  </w:num>
-  <w:num w:numId="28" w16cid:durableId="1912693638">
-    <w:abstractNumId w:val="37"/>
-  </w:num>
-  <w:num w:numId="29" w16cid:durableId="900482435">
-    <w:abstractNumId w:val="41"/>
-  </w:num>
-  <w:num w:numId="30" w16cid:durableId="1906007">
-    <w:abstractNumId w:val="26"/>
-  </w:num>
-  <w:num w:numId="31" w16cid:durableId="460074821">
-    <w:abstractNumId w:val="34"/>
-  </w:num>
-  <w:num w:numId="32" w16cid:durableId="235432577">
-    <w:abstractNumId w:val="12"/>
-  </w:num>
   <w:num w:numId="33" w16cid:durableId="1813911506">
-    <w:abstractNumId w:val="31"/>
+    <w:abstractNumId w:val="35"/>
   </w:num>
   <w:num w:numId="34" w16cid:durableId="379672508">
-    <w:abstractNumId w:val="36"/>
+    <w:abstractNumId w:val="40"/>
   </w:num>
   <w:num w:numId="35" w16cid:durableId="1797797162">
-    <w:abstractNumId w:val="35"/>
+    <w:abstractNumId w:val="39"/>
   </w:num>
   <w:num w:numId="36" w16cid:durableId="478697066">
-    <w:abstractNumId w:val="17"/>
+    <w:abstractNumId w:val="18"/>
   </w:num>
   <w:num w:numId="37" w16cid:durableId="354501432">
     <w:abstractNumId w:val="11"/>
   </w:num>
   <w:num w:numId="38" w16cid:durableId="1033384879">
-    <w:abstractNumId w:val="22"/>
+    <w:abstractNumId w:val="24"/>
   </w:num>
   <w:num w:numId="39" w16cid:durableId="612128801">
-    <w:abstractNumId w:val="32"/>
+    <w:abstractNumId w:val="36"/>
   </w:num>
   <w:num w:numId="40" w16cid:durableId="1528759638">
-    <w:abstractNumId w:val="14"/>
+    <w:abstractNumId w:val="15"/>
   </w:num>
   <w:num w:numId="41" w16cid:durableId="2060281209">
-    <w:abstractNumId w:val="28"/>
+    <w:abstractNumId w:val="31"/>
   </w:num>
   <w:num w:numId="42" w16cid:durableId="1613708289">
-    <w:abstractNumId w:val="33"/>
+    <w:abstractNumId w:val="37"/>
   </w:num>
   <w:num w:numId="43" w16cid:durableId="12148516">
-    <w:abstractNumId w:val="27"/>
+    <w:abstractNumId w:val="30"/>
   </w:num>
   <w:num w:numId="44" w16cid:durableId="411006526">
-    <w:abstractNumId w:val="40"/>
+    <w:abstractNumId w:val="44"/>
   </w:num>
   <w:num w:numId="45" w16cid:durableId="858349566">
-    <w:abstractNumId w:val="19"/>
+    <w:abstractNumId w:val="21"/>
+  </w:num>
+  <w:num w:numId="46" w16cid:durableId="616302146">
+    <w:abstractNumId w:val="26"/>
+  </w:num>
+  <w:num w:numId="47" w16cid:durableId="940648789">
+    <w:abstractNumId w:val="20"/>
+  </w:num>
+  <w:num w:numId="48" w16cid:durableId="554197989">
+    <w:abstractNumId w:val="12"/>
+  </w:num>
+  <w:num w:numId="49" w16cid:durableId="1364163664">
+    <w:abstractNumId w:val="34"/>
+  </w:num>
+  <w:num w:numId="50" w16cid:durableId="1671446674">
+    <w:abstractNumId w:val="46"/>
   </w:num>
 </w:numbering>
 </file>
@@ -8785,6 +8693,7 @@
     <w:lsdException w:name="Hyperlink" w:uiPriority="99"/>
     <w:lsdException w:name="Strong" w:qFormat="1"/>
     <w:lsdException w:name="Emphasis" w:qFormat="1"/>
+    <w:lsdException w:name="Normal (Web)" w:uiPriority="99"/>
     <w:lsdException w:name="HTML Variable" w:semiHidden="1" w:unhideWhenUsed="1"/>
     <w:lsdException w:name="Normal Table" w:semiHidden="1" w:unhideWhenUsed="1"/>
     <w:lsdException w:name="Outline List 3" w:semiHidden="1" w:unhideWhenUsed="1"/>
@@ -9539,6 +9448,34 @@
       <w:contextualSpacing/>
     </w:pPr>
   </w:style>
+  <w:style w:type="character" w:styleId="UnresolvedMention">
+    <w:name w:val="Unresolved Mention"/>
+    <w:basedOn w:val="DefaultParagraphFont"/>
+    <w:uiPriority w:val="99"/>
+    <w:semiHidden/>
+    <w:unhideWhenUsed/>
+    <w:rsid w:val="003A2970"/>
+    <w:rPr>
+      <w:color w:val="605E5C"/>
+      <w:shd w:val="clear" w:color="auto" w:fill="E1DFDD"/>
+    </w:rPr>
+  </w:style>
+  <w:style w:type="paragraph" w:styleId="NormalWeb">
+    <w:name w:val="Normal (Web)"/>
+    <w:basedOn w:val="Normal"/>
+    <w:uiPriority w:val="99"/>
+    <w:unhideWhenUsed/>
+    <w:rsid w:val="002118E7"/>
+    <w:pPr>
+      <w:spacing w:before="100" w:beforeAutospacing="1" w:after="100" w:afterAutospacing="1"/>
+      <w:jc w:val="left"/>
+    </w:pPr>
+    <w:rPr>
+      <w:rFonts w:eastAsia="Times New Roman"/>
+      <w:sz w:val="24"/>
+      <w:szCs w:val="24"/>
+    </w:rPr>
+  </w:style>
 </w:styles>
 </file>
 

--- a/source/MySEProject/Documentation/ML 24-25-09 Creating Text From Images with OCR API.docx
+++ b/source/MySEProject/Documentation/ML 24-25-09 Creating Text From Images with OCR API.docx
@@ -354,18 +354,15 @@
         </w:rPr>
         <w:t xml:space="preserve"> primary objective of this project is to develop a robust system for extracting text from various types of images by employing a combination of image pre-processing techniques and OCR technology. The system aims to improve text recognition accuracy by applying multiple transformations to the source images and selecting the optimal result.</w:t>
       </w:r>
-    </w:p>
-    <w:p>
-      <w:pPr>
-        <w:pStyle w:val="Abstract"/>
-        <w:ind w:firstLine="0"/>
+      <w:r>
         <w:rPr>
           <w:b w:val="0"/>
           <w:bCs w:val="0"/>
           <w:sz w:val="20"/>
           <w:szCs w:val="20"/>
         </w:rPr>
-      </w:pPr>
+        <w:t xml:space="preserve"> </w:t>
+      </w:r>
       <w:r>
         <w:rPr>
           <w:b w:val="0"/>
@@ -798,11 +795,11 @@
         <w:t>Advanced Image Processor</w:t>
       </w:r>
       <w:r>
-        <w:t xml:space="preserve">: Applies ten different transformation techniques to each input image, </w:t>
+        <w:t xml:space="preserve">: Applies ten different transformation techniques to each input image, creating multiple versions to maximize the chance </w:t>
       </w:r>
       <w:r>
         <w:lastRenderedPageBreak/>
-        <w:t xml:space="preserve">creating multiple versions to maximize the chance of successful text extraction. The transformations include: </w:t>
+        <w:t xml:space="preserve">of successful text extraction. The transformations include: </w:t>
       </w:r>
     </w:p>
     <w:p>
@@ -3279,11 +3276,7 @@
         <w:jc w:val="both"/>
       </w:pPr>
       <w:r>
-        <w:t xml:space="preserve">The text extraction system was tested on various images containing text with different characteristics (orientation, font size, background complexity, etc.). The use of multiple image </w:t>
-      </w:r>
-      <w:r>
-        <w:lastRenderedPageBreak/>
-        <w:t>transformations significantly improved the text extraction success rate compared to using only the original images.</w:t>
+        <w:t>The text extraction system was tested on various images containing text with different characteristics (orientation, font size, background complexity, etc.). The use of multiple image transformations significantly improved the text extraction success rate compared to using only the original images.</w:t>
       </w:r>
     </w:p>
     <w:p>
@@ -3303,6 +3296,7 @@
         <w:jc w:val="both"/>
       </w:pPr>
       <w:r>
+        <w:lastRenderedPageBreak/>
         <w:t>Rotation transformations were particularly effective for images with text at non-standard orientations.</w:t>
       </w:r>
     </w:p>
@@ -3968,6 +3962,7 @@
       <w:pPr>
         <w:pStyle w:val="references"/>
         <w:rPr>
+          <w:color w:val="2F5496" w:themeColor="accent1" w:themeShade="BF"/>
           <w:sz w:val="20"/>
           <w:szCs w:val="20"/>
         </w:rPr>
@@ -3977,26 +3972,13 @@
           <w:sz w:val="20"/>
           <w:szCs w:val="20"/>
         </w:rPr>
-        <w:t>Smith, R., "An Overview of the Tesseract OCR Engine," Ninth International Conference on Document Analysis and Recognition (ICDAR 2007),</w:t>
-      </w:r>
-      <w:r>
-        <w:rPr>
-          <w:sz w:val="20"/>
-          <w:szCs w:val="20"/>
-        </w:rPr>
-        <w:t xml:space="preserve"> </w:t>
-      </w:r>
-      <w:r>
-        <w:rPr>
-          <w:sz w:val="20"/>
-          <w:szCs w:val="20"/>
-        </w:rPr>
-        <w:t>2007.</w:t>
+        <w:t>Smith, R., "An Overview of the Tesseract OCR Engine," Ninth International Conference on Document Analysis and Recognition (ICDAR 2007), 2007.</w:t>
       </w:r>
       <w:hyperlink r:id="rId11" w:history="1">
         <w:r>
           <w:rPr>
             <w:rStyle w:val="Hyperlink"/>
+            <w:color w:val="2F5496" w:themeColor="accent1" w:themeShade="BF"/>
             <w:sz w:val="20"/>
             <w:szCs w:val="20"/>
           </w:rPr>
@@ -4029,6 +4011,7 @@
         </w:numPr>
         <w:ind w:left="360"/>
         <w:rPr>
+          <w:color w:val="2F5496" w:themeColor="accent1" w:themeShade="BF"/>
           <w:sz w:val="20"/>
           <w:szCs w:val="20"/>
         </w:rPr>
@@ -4037,6 +4020,7 @@
         <w:r>
           <w:rPr>
             <w:rStyle w:val="Hyperlink"/>
+            <w:color w:val="2F5496" w:themeColor="accent1" w:themeShade="BF"/>
             <w:sz w:val="20"/>
             <w:szCs w:val="20"/>
           </w:rPr>
@@ -4073,12 +4057,21 @@
           <w:sz w:val="20"/>
           <w:szCs w:val="20"/>
         </w:rPr>
-        <w:t xml:space="preserve"> GitHub repository. Available: </w:t>
+        <w:t xml:space="preserve"> GitHub repository. Available</w:t>
+      </w:r>
+      <w:r>
+        <w:rPr>
+          <w:color w:val="2F5496" w:themeColor="accent1" w:themeShade="BF"/>
+          <w:sz w:val="20"/>
+          <w:szCs w:val="20"/>
+        </w:rPr>
+        <w:t>: </w:t>
       </w:r>
       <w:hyperlink r:id="rId13" w:history="1">
         <w:r>
           <w:rPr>
             <w:rStyle w:val="Hyperlink"/>
+            <w:color w:val="2F5496" w:themeColor="accent1" w:themeShade="BF"/>
             <w:sz w:val="20"/>
             <w:szCs w:val="20"/>
           </w:rPr>
@@ -4090,6 +4083,7 @@
       <w:pPr>
         <w:pStyle w:val="references"/>
         <w:rPr>
+          <w:color w:val="2F5496" w:themeColor="accent1" w:themeShade="BF"/>
           <w:sz w:val="20"/>
           <w:szCs w:val="20"/>
         </w:rPr>
@@ -4105,6 +4099,7 @@
         <w:r>
           <w:rPr>
             <w:rStyle w:val="Hyperlink"/>
+            <w:color w:val="2F5496" w:themeColor="accent1" w:themeShade="BF"/>
             <w:sz w:val="20"/>
             <w:szCs w:val="20"/>
           </w:rPr>
@@ -4113,6 +4108,7 @@
       </w:hyperlink>
       <w:r>
         <w:rPr>
+          <w:color w:val="2F5496" w:themeColor="accent1" w:themeShade="BF"/>
           <w:sz w:val="20"/>
           <w:szCs w:val="20"/>
         </w:rPr>
@@ -4123,6 +4119,7 @@
       <w:pPr>
         <w:pStyle w:val="references"/>
         <w:rPr>
+          <w:color w:val="2F5496" w:themeColor="accent1" w:themeShade="BF"/>
           <w:sz w:val="20"/>
           <w:szCs w:val="20"/>
         </w:rPr>
@@ -4138,7 +4135,7 @@
         <w:r>
           <w:rPr>
             <w:rStyle w:val="Hyperlink"/>
-            <w:color w:val="1155CC"/>
+            <w:color w:val="2F5496" w:themeColor="accent1" w:themeShade="BF"/>
             <w:sz w:val="20"/>
             <w:szCs w:val="20"/>
           </w:rPr>
@@ -4159,21 +4156,21 @@
           <w:sz w:val="20"/>
           <w:szCs w:val="20"/>
         </w:rPr>
-        <w:t>Wang, L., Li, J., "A Comparative Study of OCR Pre-processing Techniques," International Conference on Image Processing and Pattern Recognition, pp. 23-30, 2021.</w:t>
-      </w:r>
-      <w:r>
-        <w:rPr>
-          <w:color w:val="000000"/>
+        <w:t>Wang, L., Li, J., "A Comparative Study of OCR Pre-processing Techniques," International Conference on Image Processing and Pattern Recognition, pp. 23-30, 2021</w:t>
+      </w:r>
+      <w:r>
+        <w:rPr>
+          <w:color w:val="2F5496" w:themeColor="accent1" w:themeShade="BF"/>
           <w:sz w:val="20"/>
           <w:szCs w:val="20"/>
         </w:rPr>
-        <w:t> </w:t>
+        <w:t>. </w:t>
       </w:r>
       <w:hyperlink r:id="rId16" w:history="1">
         <w:r>
           <w:rPr>
             <w:rStyle w:val="Hyperlink"/>
-            <w:color w:val="1155CC"/>
+            <w:color w:val="2F5496" w:themeColor="accent1" w:themeShade="BF"/>
             <w:sz w:val="20"/>
             <w:szCs w:val="20"/>
           </w:rPr>
@@ -9084,6 +9081,7 @@
   <w:style w:type="character" w:default="1" w:styleId="DefaultParagraphFont">
     <w:name w:val="Default Paragraph Font"/>
     <w:uiPriority w:val="1"/>
+    <w:semiHidden/>
     <w:unhideWhenUsed/>
   </w:style>
   <w:style w:type="table" w:default="1" w:styleId="TableNormal">
